--- a/docx/03-direccionamiento-ip/boletin-U03-ipv6-inicial-resuelto.docx
+++ b/docx/03-direccionamiento-ip/boletin-U03-ipv6-inicial-resuelto.docx
@@ -15,6 +15,9 @@
             <w:pStyle w:val="TOCHeading"/>
           </w:pPr>
           <w:r>
+            <w:rPr>
+              <w:lang w:val="es-ES"/>
+            </w:rPr>
             <w:t xml:space="preserve">Table of Contents</w:t>
           </w:r>
         </w:p>
@@ -34,6 +37,9 @@
         <w:pStyle w:val="Heading1"/>
       </w:pPr>
       <w:r>
+        <w:rPr>
+          <w:lang w:val="es-ES"/>
+        </w:rPr>
         <w:t xml:space="preserve">Boletín UD3 · IPv6 — Inicial (Resuelto)</w:t>
       </w:r>
     </w:p>
@@ -44,6 +50,9 @@
         <w:pStyle w:val="Heading1"/>
       </w:pPr>
       <w:r>
+        <w:rPr>
+          <w:lang w:val="es-ES"/>
+        </w:rPr>
         <w:t xml:space="preserve">✅ Boletín UD3 · IPv6 — Inicial (Resuelto)</w:t>
       </w:r>
     </w:p>
@@ -60,6 +69,9 @@
         <w:pStyle w:val="Heading2"/>
       </w:pPr>
       <w:r>
+        <w:rPr>
+          <w:lang w:val="es-ES"/>
+        </w:rPr>
         <w:t xml:space="preserve">1. Compresión de direcciones</w:t>
       </w:r>
     </w:p>
@@ -74,6 +86,7 @@
       <w:r>
         <w:rPr>
           <w:rStyle w:val="VerbatimChar"/>
+          <w:lang w:val="es-ES"/>
         </w:rPr>
         <w:t xml:space="preserve">2001:DB8::1</w:t>
       </w:r>
@@ -89,6 +102,7 @@
       <w:r>
         <w:rPr>
           <w:rStyle w:val="VerbatimChar"/>
+          <w:lang w:val="es-ES"/>
         </w:rPr>
         <w:t xml:space="preserve">FE80::2AA:FF:FE9A:4CA2</w:t>
       </w:r>
@@ -104,6 +118,7 @@
       <w:r>
         <w:rPr>
           <w:rStyle w:val="VerbatimChar"/>
+          <w:lang w:val="es-ES"/>
         </w:rPr>
         <w:t xml:space="preserve">::1</w:t>
       </w:r>
@@ -119,13 +134,20 @@
       <w:r>
         <w:rPr>
           <w:rStyle w:val="VerbatimChar"/>
+          <w:lang w:val="es-ES"/>
         </w:rPr>
         <w:t xml:space="preserve">2001:DB8::ABCD:0:0:1234</w:t>
       </w:r>
       <w:r>
-        <w:t xml:space="preserve"> </w:t>
-      </w:r>
-      <w:r>
+        <w:rPr>
+          <w:lang w:val="es-ES"/>
+        </w:rPr>
+        <w:t xml:space="preserve"> </w:t>
+      </w:r>
+      <w:r>
+        <w:rPr>
+          <w:lang w:val="es-ES"/>
+        </w:rPr>
         <w:t xml:space="preserve">(solo un ::, la secuencia de ceros más larga)</w:t>
       </w:r>
     </w:p>
@@ -136,6 +158,9 @@
         <w:pStyle w:val="Heading2"/>
       </w:pPr>
       <w:r>
+        <w:rPr>
+          <w:lang w:val="es-ES"/>
+        </w:rPr>
         <w:t xml:space="preserve">2. Identifica el tipo</w:t>
       </w:r>
     </w:p>
@@ -150,29 +175,46 @@
       <w:r>
         <w:rPr>
           <w:rStyle w:val="VerbatimChar"/>
+          <w:lang w:val="es-ES"/>
         </w:rPr>
         <w:t xml:space="preserve">2001:DB8::1</w:t>
       </w:r>
       <w:r>
-        <w:t xml:space="preserve"> </w:t>
-      </w:r>
-      <w:r>
+        <w:rPr>
+          <w:lang w:val="es-ES"/>
+        </w:rPr>
+        <w:t xml:space="preserve"> </w:t>
+      </w:r>
+      <w:r>
+        <w:rPr>
+          <w:lang w:val="es-ES"/>
+        </w:rPr>
         <w:t xml:space="preserve">→</w:t>
       </w:r>
       <w:r>
+        <w:rPr>
+          <w:lang w:val="es-ES"/>
+        </w:rPr>
         <w:t xml:space="preserve"> </w:t>
       </w:r>
       <w:r>
         <w:rPr>
           <w:b/>
           <w:bCs/>
+          <w:lang w:val="es-ES"/>
         </w:rPr>
         <w:t xml:space="preserve">Global Unicast</w:t>
       </w:r>
       <w:r>
-        <w:t xml:space="preserve"> </w:t>
-      </w:r>
-      <w:r>
+        <w:rPr>
+          <w:lang w:val="es-ES"/>
+        </w:rPr>
+        <w:t xml:space="preserve"> </w:t>
+      </w:r>
+      <w:r>
+        <w:rPr>
+          <w:lang w:val="es-ES"/>
+        </w:rPr>
         <w:t xml:space="preserve">(2000::/3)</w:t>
       </w:r>
     </w:p>
@@ -187,29 +229,46 @@
       <w:r>
         <w:rPr>
           <w:rStyle w:val="VerbatimChar"/>
+          <w:lang w:val="es-ES"/>
         </w:rPr>
         <w:t xml:space="preserve">FE80::1</w:t>
       </w:r>
       <w:r>
-        <w:t xml:space="preserve"> </w:t>
-      </w:r>
-      <w:r>
+        <w:rPr>
+          <w:lang w:val="es-ES"/>
+        </w:rPr>
+        <w:t xml:space="preserve"> </w:t>
+      </w:r>
+      <w:r>
+        <w:rPr>
+          <w:lang w:val="es-ES"/>
+        </w:rPr>
         <w:t xml:space="preserve">→</w:t>
       </w:r>
       <w:r>
+        <w:rPr>
+          <w:lang w:val="es-ES"/>
+        </w:rPr>
         <w:t xml:space="preserve"> </w:t>
       </w:r>
       <w:r>
         <w:rPr>
           <w:b/>
           <w:bCs/>
+          <w:lang w:val="es-ES"/>
         </w:rPr>
         <w:t xml:space="preserve">Link-Local</w:t>
       </w:r>
       <w:r>
-        <w:t xml:space="preserve"> </w:t>
-      </w:r>
-      <w:r>
+        <w:rPr>
+          <w:lang w:val="es-ES"/>
+        </w:rPr>
+        <w:t xml:space="preserve"> </w:t>
+      </w:r>
+      <w:r>
+        <w:rPr>
+          <w:lang w:val="es-ES"/>
+        </w:rPr>
         <w:t xml:space="preserve">(FE80::/10)</w:t>
       </w:r>
     </w:p>
@@ -224,22 +283,33 @@
       <w:r>
         <w:rPr>
           <w:rStyle w:val="VerbatimChar"/>
+          <w:lang w:val="es-ES"/>
         </w:rPr>
         <w:t xml:space="preserve">::1</w:t>
       </w:r>
       <w:r>
-        <w:t xml:space="preserve"> </w:t>
-      </w:r>
-      <w:r>
+        <w:rPr>
+          <w:lang w:val="es-ES"/>
+        </w:rPr>
+        <w:t xml:space="preserve"> </w:t>
+      </w:r>
+      <w:r>
+        <w:rPr>
+          <w:lang w:val="es-ES"/>
+        </w:rPr>
         <w:t xml:space="preserve">→</w:t>
       </w:r>
       <w:r>
+        <w:rPr>
+          <w:lang w:val="es-ES"/>
+        </w:rPr>
         <w:t xml:space="preserve"> </w:t>
       </w:r>
       <w:r>
         <w:rPr>
           <w:b/>
           <w:bCs/>
+          <w:lang w:val="es-ES"/>
         </w:rPr>
         <w:t xml:space="preserve">Loopback</w:t>
       </w:r>
@@ -255,29 +325,46 @@
       <w:r>
         <w:rPr>
           <w:rStyle w:val="VerbatimChar"/>
+          <w:lang w:val="es-ES"/>
         </w:rPr>
         <w:t xml:space="preserve">FC00::1</w:t>
       </w:r>
       <w:r>
-        <w:t xml:space="preserve"> </w:t>
-      </w:r>
-      <w:r>
+        <w:rPr>
+          <w:lang w:val="es-ES"/>
+        </w:rPr>
+        <w:t xml:space="preserve"> </w:t>
+      </w:r>
+      <w:r>
+        <w:rPr>
+          <w:lang w:val="es-ES"/>
+        </w:rPr>
         <w:t xml:space="preserve">→</w:t>
       </w:r>
       <w:r>
+        <w:rPr>
+          <w:lang w:val="es-ES"/>
+        </w:rPr>
         <w:t xml:space="preserve"> </w:t>
       </w:r>
       <w:r>
         <w:rPr>
           <w:b/>
           <w:bCs/>
+          <w:lang w:val="es-ES"/>
         </w:rPr>
         <w:t xml:space="preserve">Unique Local</w:t>
       </w:r>
       <w:r>
-        <w:t xml:space="preserve"> </w:t>
-      </w:r>
-      <w:r>
+        <w:rPr>
+          <w:lang w:val="es-ES"/>
+        </w:rPr>
+        <w:t xml:space="preserve"> </w:t>
+      </w:r>
+      <w:r>
+        <w:rPr>
+          <w:lang w:val="es-ES"/>
+        </w:rPr>
         <w:t xml:space="preserve">(FC00::/7)</w:t>
       </w:r>
     </w:p>
@@ -292,29 +379,46 @@
       <w:r>
         <w:rPr>
           <w:rStyle w:val="VerbatimChar"/>
+          <w:lang w:val="es-ES"/>
         </w:rPr>
         <w:t xml:space="preserve">FF02::1</w:t>
       </w:r>
       <w:r>
-        <w:t xml:space="preserve"> </w:t>
-      </w:r>
-      <w:r>
+        <w:rPr>
+          <w:lang w:val="es-ES"/>
+        </w:rPr>
+        <w:t xml:space="preserve"> </w:t>
+      </w:r>
+      <w:r>
+        <w:rPr>
+          <w:lang w:val="es-ES"/>
+        </w:rPr>
         <w:t xml:space="preserve">→</w:t>
       </w:r>
       <w:r>
+        <w:rPr>
+          <w:lang w:val="es-ES"/>
+        </w:rPr>
         <w:t xml:space="preserve"> </w:t>
       </w:r>
       <w:r>
         <w:rPr>
           <w:b/>
           <w:bCs/>
+          <w:lang w:val="es-ES"/>
         </w:rPr>
         <w:t xml:space="preserve">Multicast</w:t>
       </w:r>
       <w:r>
-        <w:t xml:space="preserve"> </w:t>
-      </w:r>
-      <w:r>
+        <w:rPr>
+          <w:lang w:val="es-ES"/>
+        </w:rPr>
+        <w:t xml:space="preserve"> </w:t>
+      </w:r>
+      <w:r>
+        <w:rPr>
+          <w:lang w:val="es-ES"/>
+        </w:rPr>
         <w:t xml:space="preserve">(todos los nodos)</w:t>
       </w:r>
     </w:p>
@@ -325,6 +429,9 @@
         <w:pStyle w:val="Heading2"/>
       </w:pPr>
       <w:r>
+        <w:rPr>
+          <w:lang w:val="es-ES"/>
+        </w:rPr>
         <w:t xml:space="preserve">3. Completa</w:t>
       </w:r>
     </w:p>
@@ -337,38 +444,61 @@
         </w:numPr>
       </w:pPr>
       <w:r>
+        <w:rPr>
+          <w:lang w:val="es-ES"/>
+        </w:rPr>
         <w:t xml:space="preserve">IPv4 tiene</w:t>
       </w:r>
       <w:r>
+        <w:rPr>
+          <w:lang w:val="es-ES"/>
+        </w:rPr>
         <w:t xml:space="preserve"> </w:t>
       </w:r>
       <w:r>
         <w:rPr>
           <w:b/>
           <w:bCs/>
+          <w:lang w:val="es-ES"/>
         </w:rPr>
         <w:t xml:space="preserve">32</w:t>
       </w:r>
       <w:r>
-        <w:t xml:space="preserve"> </w:t>
-      </w:r>
-      <w:r>
+        <w:rPr>
+          <w:lang w:val="es-ES"/>
+        </w:rPr>
+        <w:t xml:space="preserve"> </w:t>
+      </w:r>
+      <w:r>
+        <w:rPr>
+          <w:lang w:val="es-ES"/>
+        </w:rPr>
         <w:t xml:space="preserve">bits, IPv6 tiene</w:t>
       </w:r>
       <w:r>
+        <w:rPr>
+          <w:lang w:val="es-ES"/>
+        </w:rPr>
         <w:t xml:space="preserve"> </w:t>
       </w:r>
       <w:r>
         <w:rPr>
           <w:b/>
           <w:bCs/>
+          <w:lang w:val="es-ES"/>
         </w:rPr>
         <w:t xml:space="preserve">128</w:t>
       </w:r>
       <w:r>
-        <w:t xml:space="preserve"> </w:t>
-      </w:r>
-      <w:r>
+        <w:rPr>
+          <w:lang w:val="es-ES"/>
+        </w:rPr>
+        <w:t xml:space="preserve"> </w:t>
+      </w:r>
+      <w:r>
+        <w:rPr>
+          <w:lang w:val="es-ES"/>
+        </w:rPr>
         <w:t xml:space="preserve">bits.</w:t>
       </w:r>
     </w:p>
@@ -381,19 +511,29 @@
         </w:numPr>
       </w:pPr>
       <w:r>
+        <w:rPr>
+          <w:lang w:val="es-ES"/>
+        </w:rPr>
         <w:t xml:space="preserve">IPv4 se representa en decimal, IPv6 en</w:t>
       </w:r>
       <w:r>
+        <w:rPr>
+          <w:lang w:val="es-ES"/>
+        </w:rPr>
         <w:t xml:space="preserve"> </w:t>
       </w:r>
       <w:r>
         <w:rPr>
           <w:b/>
           <w:bCs/>
+          <w:lang w:val="es-ES"/>
         </w:rPr>
         <w:t xml:space="preserve">hexadecimal</w:t>
       </w:r>
       <w:r>
+        <w:rPr>
+          <w:lang w:val="es-ES"/>
+        </w:rPr>
         <w:t xml:space="preserve">.</w:t>
       </w:r>
     </w:p>
@@ -406,19 +546,29 @@
         </w:numPr>
       </w:pPr>
       <w:r>
+        <w:rPr>
+          <w:lang w:val="es-ES"/>
+        </w:rPr>
         <w:t xml:space="preserve">El prefijo de Link-Local es</w:t>
       </w:r>
       <w:r>
+        <w:rPr>
+          <w:lang w:val="es-ES"/>
+        </w:rPr>
         <w:t xml:space="preserve"> </w:t>
       </w:r>
       <w:r>
         <w:rPr>
           <w:b/>
           <w:bCs/>
+          <w:lang w:val="es-ES"/>
         </w:rPr>
         <w:t xml:space="preserve">FE80::/10</w:t>
       </w:r>
       <w:r>
+        <w:rPr>
+          <w:lang w:val="es-ES"/>
+        </w:rPr>
         <w:t xml:space="preserve">.</w:t>
       </w:r>
     </w:p>
@@ -431,19 +581,29 @@
         </w:numPr>
       </w:pPr>
       <w:r>
+        <w:rPr>
+          <w:lang w:val="es-ES"/>
+        </w:rPr>
         <w:t xml:space="preserve">El prefijo de Global Unicast es</w:t>
       </w:r>
       <w:r>
+        <w:rPr>
+          <w:lang w:val="es-ES"/>
+        </w:rPr>
         <w:t xml:space="preserve"> </w:t>
       </w:r>
       <w:r>
         <w:rPr>
           <w:b/>
           <w:bCs/>
+          <w:lang w:val="es-ES"/>
         </w:rPr>
         <w:t xml:space="preserve">2000::/3</w:t>
       </w:r>
       <w:r>
+        <w:rPr>
+          <w:lang w:val="es-ES"/>
+        </w:rPr>
         <w:t xml:space="preserve">.</w:t>
       </w:r>
     </w:p>
@@ -459,13 +619,20 @@
         <w:rPr>
           <w:b/>
           <w:bCs/>
+          <w:lang w:val="es-ES"/>
         </w:rPr>
         <w:t xml:space="preserve">NDP</w:t>
       </w:r>
       <w:r>
-        <w:t xml:space="preserve"> </w:t>
-      </w:r>
-      <w:r>
+        <w:rPr>
+          <w:lang w:val="es-ES"/>
+        </w:rPr>
+        <w:t xml:space="preserve"> </w:t>
+      </w:r>
+      <w:r>
+        <w:rPr>
+          <w:lang w:val="es-ES"/>
+        </w:rPr>
         <w:t xml:space="preserve">(Neighbor Discovery Protocol) reemplaza a ARP en IPv6.</w:t>
       </w:r>
     </w:p>
@@ -476,6 +643,9 @@
         <w:pStyle w:val="Heading2"/>
       </w:pPr>
       <w:r>
+        <w:rPr>
+          <w:lang w:val="es-ES"/>
+        </w:rPr>
         <w:t xml:space="preserve">4. Verdadero o falso</w:t>
       </w:r>
     </w:p>
@@ -491,13 +661,20 @@
         <w:rPr>
           <w:b/>
           <w:bCs/>
+          <w:lang w:val="es-ES"/>
         </w:rPr>
         <w:t xml:space="preserve">Falso.</w:t>
       </w:r>
       <w:r>
-        <w:t xml:space="preserve"> </w:t>
-      </w:r>
-      <w:r>
+        <w:rPr>
+          <w:lang w:val="es-ES"/>
+        </w:rPr>
+        <w:t xml:space="preserve"> </w:t>
+      </w:r>
+      <w:r>
+        <w:rPr>
+          <w:lang w:val="es-ES"/>
+        </w:rPr>
         <w:t xml:space="preserve">Las Link-Local solo funcionan en el mismo enlace. No son enrutables.</w:t>
       </w:r>
     </w:p>
@@ -513,13 +690,20 @@
         <w:rPr>
           <w:b/>
           <w:bCs/>
+          <w:lang w:val="es-ES"/>
         </w:rPr>
         <w:t xml:space="preserve">Verdadero.</w:t>
       </w:r>
       <w:r>
-        <w:t xml:space="preserve"> </w:t>
-      </w:r>
-      <w:r>
+        <w:rPr>
+          <w:lang w:val="es-ES"/>
+        </w:rPr>
+        <w:t xml:space="preserve"> </w:t>
+      </w:r>
+      <w:r>
+        <w:rPr>
+          <w:lang w:val="es-ES"/>
+        </w:rPr>
         <w:t xml:space="preserve">SLAAC se basa en Router Advertisements del router. Sin servidor central.</w:t>
       </w:r>
     </w:p>
@@ -535,13 +719,20 @@
         <w:rPr>
           <w:b/>
           <w:bCs/>
+          <w:lang w:val="es-ES"/>
         </w:rPr>
         <w:t xml:space="preserve">Falso.</w:t>
       </w:r>
       <w:r>
-        <w:t xml:space="preserve"> </w:t>
-      </w:r>
-      <w:r>
+        <w:rPr>
+          <w:lang w:val="es-ES"/>
+        </w:rPr>
+        <w:t xml:space="preserve"> </w:t>
+      </w:r>
+      <w:r>
+        <w:rPr>
+          <w:lang w:val="es-ES"/>
+        </w:rPr>
         <w:t xml:space="preserve">:: solo puede usarse UNA vez por dirección. Si no, el router no sabe cuántos grupos cero hay.</w:t>
       </w:r>
     </w:p>
@@ -557,10 +748,14 @@
         <w:rPr>
           <w:b/>
           <w:bCs/>
+          <w:lang w:val="es-ES"/>
         </w:rPr>
         <w:t xml:space="preserve">Verdadero básicamente</w:t>
       </w:r>
       <w:r>
+        <w:rPr>
+          <w:lang w:val="es-ES"/>
+        </w:rPr>
         <w:t xml:space="preserve">, pero DHCPv6 tiene dos modos (stateless y stateful) que no existen en IPv4.</w:t>
       </w:r>
     </w:p>
@@ -576,13 +771,20 @@
         <w:rPr>
           <w:b/>
           <w:bCs/>
+          <w:lang w:val="es-ES"/>
         </w:rPr>
         <w:t xml:space="preserve">Verdadero.</w:t>
       </w:r>
       <w:r>
-        <w:t xml:space="preserve"> </w:t>
-      </w:r>
-      <w:r>
+        <w:rPr>
+          <w:lang w:val="es-ES"/>
+        </w:rPr>
+        <w:t xml:space="preserve"> </w:t>
+      </w:r>
+      <w:r>
+        <w:rPr>
+          <w:lang w:val="es-ES"/>
+        </w:rPr>
         <w:t xml:space="preserve">Dual Stack ejecuta ambas pilas de protocolos simultáneamente.</w:t>
       </w:r>
     </w:p>
@@ -593,6 +795,9 @@
         <w:pStyle w:val="Heading2"/>
       </w:pPr>
       <w:r>
+        <w:rPr>
+          <w:lang w:val="es-ES"/>
+        </w:rPr>
         <w:t xml:space="preserve">5. NDP</w:t>
       </w:r>
     </w:p>
@@ -601,42 +806,81 @@
         <w:pStyle w:val="FirstParagraph"/>
       </w:pPr>
       <w:r>
+        <w:rPr>
+          <w:lang w:val="es-ES"/>
+        </w:rPr>
         <w:t xml:space="preserve">1 → c (Neighbor Solicitation:</w:t>
       </w:r>
       <w:r>
-        <w:t xml:space="preserve"> </w:t>
-      </w:r>
-      <w:r>
+        <w:rPr>
+          <w:lang w:val="es-ES"/>
+        </w:rPr>
+        <w:t xml:space="preserve"> </w:t>
+      </w:r>
+      <w:r>
+        <w:rPr>
+          <w:lang w:val="es-ES"/>
+        </w:rPr>
         <w:t xml:space="preserve">“¿Quién tiene esta IP?”</w:t>
       </w:r>
       <w:r>
+        <w:rPr>
+          <w:lang w:val="es-ES"/>
+        </w:rPr>
         <w:t xml:space="preserve">)</w:t>
       </w:r>
       <w:r>
-        <w:t xml:space="preserve"> </w:t>
-      </w:r>
-      <w:r>
+        <w:rPr>
+          <w:lang w:val="es-ES"/>
+        </w:rPr>
+        <w:t xml:space="preserve"> </w:t>
+      </w:r>
+      <w:r>
+        <w:rPr>
+          <w:lang w:val="es-ES"/>
+        </w:rPr>
         <w:t xml:space="preserve">2 → d (Neighbor Advertisement:</w:t>
       </w:r>
       <w:r>
-        <w:t xml:space="preserve"> </w:t>
-      </w:r>
-      <w:r>
+        <w:rPr>
+          <w:lang w:val="es-ES"/>
+        </w:rPr>
+        <w:t xml:space="preserve"> </w:t>
+      </w:r>
+      <w:r>
+        <w:rPr>
+          <w:lang w:val="es-ES"/>
+        </w:rPr>
         <w:t xml:space="preserve">“Yo, aquí está mi MAC”</w:t>
       </w:r>
       <w:r>
+        <w:rPr>
+          <w:lang w:val="es-ES"/>
+        </w:rPr>
         <w:t xml:space="preserve">)</w:t>
       </w:r>
       <w:r>
-        <w:t xml:space="preserve"> </w:t>
-      </w:r>
-      <w:r>
+        <w:rPr>
+          <w:lang w:val="es-ES"/>
+        </w:rPr>
+        <w:t xml:space="preserve"> </w:t>
+      </w:r>
+      <w:r>
+        <w:rPr>
+          <w:lang w:val="es-ES"/>
+        </w:rPr>
         <w:t xml:space="preserve">3 → b (Router Solicitation: dispositivo busca routers)</w:t>
       </w:r>
       <w:r>
-        <w:t xml:space="preserve"> </w:t>
-      </w:r>
-      <w:r>
+        <w:rPr>
+          <w:lang w:val="es-ES"/>
+        </w:rPr>
+        <w:t xml:space="preserve"> </w:t>
+      </w:r>
+      <w:r>
+        <w:rPr>
+          <w:lang w:val="es-ES"/>
+        </w:rPr>
         <w:t xml:space="preserve">4 → a (Router Advertisement: router anuncia su prefijo)</w:t>
       </w:r>
     </w:p>
@@ -647,6 +891,9 @@
         <w:pStyle w:val="Heading2"/>
       </w:pPr>
       <w:r>
+        <w:rPr>
+          <w:lang w:val="es-ES"/>
+        </w:rPr>
         <w:t xml:space="preserve">6. Mecanismos de transición</w:t>
       </w:r>
     </w:p>
@@ -655,18 +902,33 @@
         <w:pStyle w:val="FirstParagraph"/>
       </w:pPr>
       <w:r>
+        <w:rPr>
+          <w:lang w:val="es-ES"/>
+        </w:rPr>
         <w:t xml:space="preserve">1 → b (Dual Stack: ambos protocolos a la vez)</w:t>
       </w:r>
       <w:r>
-        <w:t xml:space="preserve"> </w:t>
-      </w:r>
-      <w:r>
+        <w:rPr>
+          <w:lang w:val="es-ES"/>
+        </w:rPr>
+        <w:t xml:space="preserve"> </w:t>
+      </w:r>
+      <w:r>
+        <w:rPr>
+          <w:lang w:val="es-ES"/>
+        </w:rPr>
         <w:t xml:space="preserve">2 → c (Túnel 6to4: encapsula IPv6 en IPv4)</w:t>
       </w:r>
       <w:r>
-        <w:t xml:space="preserve"> </w:t>
-      </w:r>
-      <w:r>
+        <w:rPr>
+          <w:lang w:val="es-ES"/>
+        </w:rPr>
+        <w:t xml:space="preserve"> </w:t>
+      </w:r>
+      <w:r>
+        <w:rPr>
+          <w:lang w:val="es-ES"/>
+        </w:rPr>
         <w:t xml:space="preserve">3 → a (NAT64: traduce IPv6→IPv4)</w:t>
       </w:r>
     </w:p>
@@ -677,6 +939,9 @@
         <w:pStyle w:val="Heading2"/>
       </w:pPr>
       <w:r>
+        <w:rPr>
+          <w:lang w:val="es-ES"/>
+        </w:rPr>
         <w:t xml:space="preserve">7. Expande direcciones</w:t>
       </w:r>
     </w:p>
@@ -690,16 +955,26 @@
       <w:r>
         <w:rPr>
           <w:rStyle w:val="VerbatimChar"/>
+          <w:lang w:val="es-ES"/>
         </w:rPr>
         <w:t xml:space="preserve">2001:DB8::1</w:t>
       </w:r>
       <w:r>
-        <w:t xml:space="preserve"> </w:t>
-      </w:r>
-      <w:r>
+        <w:rPr>
+          <w:lang w:val="es-ES"/>
+        </w:rPr>
+        <w:t xml:space="preserve"> </w:t>
+      </w:r>
+      <w:r>
+        <w:rPr>
+          <w:lang w:val="es-ES"/>
+        </w:rPr>
         <w:t xml:space="preserve">→</w:t>
       </w:r>
       <w:r>
+        <w:rPr>
+          <w:lang w:val="es-ES"/>
+        </w:rPr>
         <w:t xml:space="preserve"> </w:t>
       </w:r>
       <w:r>
@@ -707,55 +982,89 @@
           <w:rStyle w:val="VerbatimChar"/>
           <w:b/>
           <w:bCs/>
+          <w:lang w:val="es-ES"/>
         </w:rPr>
         <w:t xml:space="preserve">2001:0DB8:0000:0000:0000:0000:0000:0001</w:t>
       </w:r>
       <w:r>
-        <w:t xml:space="preserve"> </w:t>
-      </w:r>
-      <w:r>
+        <w:rPr>
+          <w:lang w:val="es-ES"/>
+        </w:rPr>
+        <w:t xml:space="preserve"> </w:t>
+      </w:r>
+      <w:r>
+        <w:rPr>
+          <w:lang w:val="es-ES"/>
+        </w:rPr>
         <w:t xml:space="preserve">(el</w:t>
       </w:r>
       <w:r>
+        <w:rPr>
+          <w:lang w:val="es-ES"/>
+        </w:rPr>
         <w:t xml:space="preserve"> </w:t>
       </w:r>
       <w:r>
         <w:rPr>
           <w:rStyle w:val="VerbatimChar"/>
+          <w:lang w:val="es-ES"/>
         </w:rPr>
         <w:t xml:space="preserve">::</w:t>
       </w:r>
       <w:r>
-        <w:t xml:space="preserve"> </w:t>
-      </w:r>
-      <w:r>
+        <w:rPr>
+          <w:lang w:val="es-ES"/>
+        </w:rPr>
+        <w:t xml:space="preserve"> </w:t>
+      </w:r>
+      <w:r>
+        <w:rPr>
+          <w:lang w:val="es-ES"/>
+        </w:rPr>
         <w:t xml:space="preserve">oculta 5 grupos de ceros entre</w:t>
       </w:r>
       <w:r>
+        <w:rPr>
+          <w:lang w:val="es-ES"/>
+        </w:rPr>
         <w:t xml:space="preserve"> </w:t>
       </w:r>
       <w:r>
         <w:rPr>
           <w:rStyle w:val="VerbatimChar"/>
+          <w:lang w:val="es-ES"/>
         </w:rPr>
         <w:t xml:space="preserve">DB8</w:t>
       </w:r>
       <w:r>
-        <w:t xml:space="preserve"> </w:t>
-      </w:r>
-      <w:r>
+        <w:rPr>
+          <w:lang w:val="es-ES"/>
+        </w:rPr>
+        <w:t xml:space="preserve"> </w:t>
+      </w:r>
+      <w:r>
+        <w:rPr>
+          <w:lang w:val="es-ES"/>
+        </w:rPr>
         <w:t xml:space="preserve">y el</w:t>
       </w:r>
       <w:r>
+        <w:rPr>
+          <w:lang w:val="es-ES"/>
+        </w:rPr>
         <w:t xml:space="preserve"> </w:t>
       </w:r>
       <w:r>
         <w:rPr>
           <w:rStyle w:val="VerbatimChar"/>
+          <w:lang w:val="es-ES"/>
         </w:rPr>
         <w:t xml:space="preserve">1</w:t>
       </w:r>
       <w:r>
+        <w:rPr>
+          <w:lang w:val="es-ES"/>
+        </w:rPr>
         <w:t xml:space="preserve">).</w:t>
       </w:r>
     </w:p>
@@ -769,16 +1078,26 @@
       <w:r>
         <w:rPr>
           <w:rStyle w:val="VerbatimChar"/>
+          <w:lang w:val="es-ES"/>
         </w:rPr>
         <w:t xml:space="preserve">FE80::2AA:FF:FE9A:4CA2</w:t>
       </w:r>
       <w:r>
-        <w:t xml:space="preserve"> </w:t>
-      </w:r>
-      <w:r>
+        <w:rPr>
+          <w:lang w:val="es-ES"/>
+        </w:rPr>
+        <w:t xml:space="preserve"> </w:t>
+      </w:r>
+      <w:r>
+        <w:rPr>
+          <w:lang w:val="es-ES"/>
+        </w:rPr>
         <w:t xml:space="preserve">→</w:t>
       </w:r>
       <w:r>
+        <w:rPr>
+          <w:lang w:val="es-ES"/>
+        </w:rPr>
         <w:t xml:space="preserve"> </w:t>
       </w:r>
       <w:r>
@@ -786,85 +1105,139 @@
           <w:rStyle w:val="VerbatimChar"/>
           <w:b/>
           <w:bCs/>
+          <w:lang w:val="es-ES"/>
         </w:rPr>
         <w:t xml:space="preserve">FE80:0000:0000:0000:02AA:00FF:FE9A:4CA2</w:t>
       </w:r>
       <w:r>
-        <w:t xml:space="preserve"> </w:t>
-      </w:r>
-      <w:r>
+        <w:rPr>
+          <w:lang w:val="es-ES"/>
+        </w:rPr>
+        <w:t xml:space="preserve"> </w:t>
+      </w:r>
+      <w:r>
+        <w:rPr>
+          <w:lang w:val="es-ES"/>
+        </w:rPr>
         <w:t xml:space="preserve">(el</w:t>
       </w:r>
       <w:r>
+        <w:rPr>
+          <w:lang w:val="es-ES"/>
+        </w:rPr>
         <w:t xml:space="preserve"> </w:t>
       </w:r>
       <w:r>
         <w:rPr>
           <w:rStyle w:val="VerbatimChar"/>
+          <w:lang w:val="es-ES"/>
         </w:rPr>
         <w:t xml:space="preserve">::</w:t>
       </w:r>
       <w:r>
-        <w:t xml:space="preserve"> </w:t>
-      </w:r>
-      <w:r>
+        <w:rPr>
+          <w:lang w:val="es-ES"/>
+        </w:rPr>
+        <w:t xml:space="preserve"> </w:t>
+      </w:r>
+      <w:r>
+        <w:rPr>
+          <w:lang w:val="es-ES"/>
+        </w:rPr>
         <w:t xml:space="preserve">oculta 3 grupos de ceros; al expandir,</w:t>
       </w:r>
       <w:r>
+        <w:rPr>
+          <w:lang w:val="es-ES"/>
+        </w:rPr>
         <w:t xml:space="preserve"> </w:t>
       </w:r>
       <w:r>
         <w:rPr>
           <w:rStyle w:val="VerbatimChar"/>
+          <w:lang w:val="es-ES"/>
         </w:rPr>
         <w:t xml:space="preserve">2AA</w:t>
       </w:r>
       <w:r>
-        <w:t xml:space="preserve"> </w:t>
-      </w:r>
-      <w:r>
+        <w:rPr>
+          <w:lang w:val="es-ES"/>
+        </w:rPr>
+        <w:t xml:space="preserve"> </w:t>
+      </w:r>
+      <w:r>
+        <w:rPr>
+          <w:lang w:val="es-ES"/>
+        </w:rPr>
         <w:t xml:space="preserve">→</w:t>
       </w:r>
       <w:r>
+        <w:rPr>
+          <w:lang w:val="es-ES"/>
+        </w:rPr>
         <w:t xml:space="preserve"> </w:t>
       </w:r>
       <w:r>
         <w:rPr>
           <w:rStyle w:val="VerbatimChar"/>
+          <w:lang w:val="es-ES"/>
         </w:rPr>
         <w:t xml:space="preserve">02AA</w:t>
       </w:r>
       <w:r>
-        <w:t xml:space="preserve"> </w:t>
-      </w:r>
-      <w:r>
+        <w:rPr>
+          <w:lang w:val="es-ES"/>
+        </w:rPr>
+        <w:t xml:space="preserve"> </w:t>
+      </w:r>
+      <w:r>
+        <w:rPr>
+          <w:lang w:val="es-ES"/>
+        </w:rPr>
         <w:t xml:space="preserve">y</w:t>
       </w:r>
       <w:r>
+        <w:rPr>
+          <w:lang w:val="es-ES"/>
+        </w:rPr>
         <w:t xml:space="preserve"> </w:t>
       </w:r>
       <w:r>
         <w:rPr>
           <w:rStyle w:val="VerbatimChar"/>
+          <w:lang w:val="es-ES"/>
         </w:rPr>
         <w:t xml:space="preserve">FF</w:t>
       </w:r>
       <w:r>
-        <w:t xml:space="preserve"> </w:t>
-      </w:r>
-      <w:r>
+        <w:rPr>
+          <w:lang w:val="es-ES"/>
+        </w:rPr>
+        <w:t xml:space="preserve"> </w:t>
+      </w:r>
+      <w:r>
+        <w:rPr>
+          <w:lang w:val="es-ES"/>
+        </w:rPr>
         <w:t xml:space="preserve">→</w:t>
       </w:r>
       <w:r>
+        <w:rPr>
+          <w:lang w:val="es-ES"/>
+        </w:rPr>
         <w:t xml:space="preserve"> </w:t>
       </w:r>
       <w:r>
         <w:rPr>
           <w:rStyle w:val="VerbatimChar"/>
+          <w:lang w:val="es-ES"/>
         </w:rPr>
         <w:t xml:space="preserve">00FF</w:t>
       </w:r>
       <w:r>
+        <w:rPr>
+          <w:lang w:val="es-ES"/>
+        </w:rPr>
         <w:t xml:space="preserve">).</w:t>
       </w:r>
     </w:p>
@@ -878,16 +1251,26 @@
       <w:r>
         <w:rPr>
           <w:rStyle w:val="VerbatimChar"/>
+          <w:lang w:val="es-ES"/>
         </w:rPr>
         <w:t xml:space="preserve">::1</w:t>
       </w:r>
       <w:r>
-        <w:t xml:space="preserve"> </w:t>
-      </w:r>
-      <w:r>
+        <w:rPr>
+          <w:lang w:val="es-ES"/>
+        </w:rPr>
+        <w:t xml:space="preserve"> </w:t>
+      </w:r>
+      <w:r>
+        <w:rPr>
+          <w:lang w:val="es-ES"/>
+        </w:rPr>
         <w:t xml:space="preserve">→</w:t>
       </w:r>
       <w:r>
+        <w:rPr>
+          <w:lang w:val="es-ES"/>
+        </w:rPr>
         <w:t xml:space="preserve"> </w:t>
       </w:r>
       <w:r>
@@ -895,25 +1278,39 @@
           <w:rStyle w:val="VerbatimChar"/>
           <w:b/>
           <w:bCs/>
+          <w:lang w:val="es-ES"/>
         </w:rPr>
         <w:t xml:space="preserve">0000:0000:0000:0000:0000:0000:0000:0001</w:t>
       </w:r>
       <w:r>
-        <w:t xml:space="preserve"> </w:t>
-      </w:r>
-      <w:r>
+        <w:rPr>
+          <w:lang w:val="es-ES"/>
+        </w:rPr>
+        <w:t xml:space="preserve"> </w:t>
+      </w:r>
+      <w:r>
+        <w:rPr>
+          <w:lang w:val="es-ES"/>
+        </w:rPr>
         <w:t xml:space="preserve">(siete grupos de ceros + el</w:t>
       </w:r>
       <w:r>
+        <w:rPr>
+          <w:lang w:val="es-ES"/>
+        </w:rPr>
         <w:t xml:space="preserve"> </w:t>
       </w:r>
       <w:r>
         <w:rPr>
           <w:rStyle w:val="VerbatimChar"/>
+          <w:lang w:val="es-ES"/>
         </w:rPr>
         <w:t xml:space="preserve">1</w:t>
       </w:r>
       <w:r>
+        <w:rPr>
+          <w:lang w:val="es-ES"/>
+        </w:rPr>
         <w:t xml:space="preserve">).</w:t>
       </w:r>
     </w:p>
@@ -924,6 +1321,9 @@
         <w:pStyle w:val="Heading2"/>
       </w:pPr>
       <w:r>
+        <w:rPr>
+          <w:lang w:val="es-ES"/>
+        </w:rPr>
         <w:t xml:space="preserve">8. Clasifica tipo y ámbito</w:t>
       </w:r>
     </w:p>
@@ -950,6 +1350,9 @@
               <w:pStyle w:val="Compact"/>
             </w:pPr>
             <w:r>
+              <w:rPr>
+                <w:lang w:val="es-ES"/>
+              </w:rPr>
               <w:t xml:space="preserve">Dirección</w:t>
             </w:r>
           </w:p>
@@ -961,6 +1364,9 @@
               <w:pStyle w:val="Compact"/>
             </w:pPr>
             <w:r>
+              <w:rPr>
+                <w:lang w:val="es-ES"/>
+              </w:rPr>
               <w:t xml:space="preserve">Tipo</w:t>
             </w:r>
           </w:p>
@@ -972,6 +1378,9 @@
               <w:pStyle w:val="Compact"/>
             </w:pPr>
             <w:r>
+              <w:rPr>
+                <w:lang w:val="es-ES"/>
+              </w:rPr>
               <w:t xml:space="preserve">Ámbito</w:t>
             </w:r>
           </w:p>
@@ -985,14 +1394,21 @@
               <w:pStyle w:val="Compact"/>
             </w:pPr>
             <w:r>
+              <w:rPr>
+                <w:lang w:val="es-ES"/>
+              </w:rPr>
               <w:t xml:space="preserve">a)</w:t>
             </w:r>
             <w:r>
+              <w:rPr>
+                <w:lang w:val="es-ES"/>
+              </w:rPr>
               <w:t xml:space="preserve"> </w:t>
             </w:r>
             <w:r>
               <w:rPr>
                 <w:rStyle w:val="VerbatimChar"/>
+                <w:lang w:val="es-ES"/>
               </w:rPr>
               <w:t xml:space="preserve">2001:DB8::1</w:t>
             </w:r>
@@ -1008,13 +1424,20 @@
               <w:rPr>
                 <w:b/>
                 <w:bCs/>
+                <w:lang w:val="es-ES"/>
               </w:rPr>
               <w:t xml:space="preserve">Global Unicast</w:t>
             </w:r>
             <w:r>
+              <w:rPr>
+                <w:lang w:val="es-ES"/>
+              </w:rPr>
               <w:t xml:space="preserve"> </w:t>
             </w:r>
             <w:r>
+              <w:rPr>
+                <w:lang w:val="es-ES"/>
+              </w:rPr>
               <w:t xml:space="preserve">(GUA, 2000::/3)</w:t>
             </w:r>
           </w:p>
@@ -1029,13 +1452,20 @@
               <w:rPr>
                 <w:b/>
                 <w:bCs/>
+                <w:lang w:val="es-ES"/>
               </w:rPr>
               <w:t xml:space="preserve">Global</w:t>
             </w:r>
             <w:r>
+              <w:rPr>
+                <w:lang w:val="es-ES"/>
+              </w:rPr>
               <w:t xml:space="preserve"> </w:t>
             </w:r>
             <w:r>
+              <w:rPr>
+                <w:lang w:val="es-ES"/>
+              </w:rPr>
               <w:t xml:space="preserve">(Internet)</w:t>
             </w:r>
           </w:p>
@@ -1049,14 +1479,21 @@
               <w:pStyle w:val="Compact"/>
             </w:pPr>
             <w:r>
+              <w:rPr>
+                <w:lang w:val="es-ES"/>
+              </w:rPr>
               <w:t xml:space="preserve">b)</w:t>
             </w:r>
             <w:r>
+              <w:rPr>
+                <w:lang w:val="es-ES"/>
+              </w:rPr>
               <w:t xml:space="preserve"> </w:t>
             </w:r>
             <w:r>
               <w:rPr>
                 <w:rStyle w:val="VerbatimChar"/>
+                <w:lang w:val="es-ES"/>
               </w:rPr>
               <w:t xml:space="preserve">FE80::1</w:t>
             </w:r>
@@ -1072,13 +1509,20 @@
               <w:rPr>
                 <w:b/>
                 <w:bCs/>
+                <w:lang w:val="es-ES"/>
               </w:rPr>
               <w:t xml:space="preserve">Link-Local</w:t>
             </w:r>
             <w:r>
+              <w:rPr>
+                <w:lang w:val="es-ES"/>
+              </w:rPr>
               <w:t xml:space="preserve"> </w:t>
             </w:r>
             <w:r>
+              <w:rPr>
+                <w:lang w:val="es-ES"/>
+              </w:rPr>
               <w:t xml:space="preserve">(LLA, FE80::/10)</w:t>
             </w:r>
           </w:p>
@@ -1093,13 +1537,20 @@
               <w:rPr>
                 <w:b/>
                 <w:bCs/>
+                <w:lang w:val="es-ES"/>
               </w:rPr>
               <w:t xml:space="preserve">Enlace local</w:t>
             </w:r>
             <w:r>
+              <w:rPr>
+                <w:lang w:val="es-ES"/>
+              </w:rPr>
               <w:t xml:space="preserve"> </w:t>
             </w:r>
             <w:r>
+              <w:rPr>
+                <w:lang w:val="es-ES"/>
+              </w:rPr>
               <w:t xml:space="preserve">(misma LAN)</w:t>
             </w:r>
           </w:p>
@@ -1113,14 +1564,21 @@
               <w:pStyle w:val="Compact"/>
             </w:pPr>
             <w:r>
+              <w:rPr>
+                <w:lang w:val="es-ES"/>
+              </w:rPr>
               <w:t xml:space="preserve">c)</w:t>
             </w:r>
             <w:r>
+              <w:rPr>
+                <w:lang w:val="es-ES"/>
+              </w:rPr>
               <w:t xml:space="preserve"> </w:t>
             </w:r>
             <w:r>
               <w:rPr>
                 <w:rStyle w:val="VerbatimChar"/>
+                <w:lang w:val="es-ES"/>
               </w:rPr>
               <w:t xml:space="preserve">FC00::1</w:t>
             </w:r>
@@ -1136,13 +1594,20 @@
               <w:rPr>
                 <w:b/>
                 <w:bCs/>
+                <w:lang w:val="es-ES"/>
               </w:rPr>
               <w:t xml:space="preserve">Unique Local</w:t>
             </w:r>
             <w:r>
+              <w:rPr>
+                <w:lang w:val="es-ES"/>
+              </w:rPr>
               <w:t xml:space="preserve"> </w:t>
             </w:r>
             <w:r>
+              <w:rPr>
+                <w:lang w:val="es-ES"/>
+              </w:rPr>
               <w:t xml:space="preserve">(ULA, FC00::/7)</w:t>
             </w:r>
           </w:p>
@@ -1157,6 +1622,7 @@
               <w:rPr>
                 <w:b/>
                 <w:bCs/>
+                <w:lang w:val="es-ES"/>
               </w:rPr>
               <w:t xml:space="preserve">Privado/organización</w:t>
             </w:r>
@@ -1171,14 +1637,21 @@
               <w:pStyle w:val="Compact"/>
             </w:pPr>
             <w:r>
+              <w:rPr>
+                <w:lang w:val="es-ES"/>
+              </w:rPr>
               <w:t xml:space="preserve">d)</w:t>
             </w:r>
             <w:r>
+              <w:rPr>
+                <w:lang w:val="es-ES"/>
+              </w:rPr>
               <w:t xml:space="preserve"> </w:t>
             </w:r>
             <w:r>
               <w:rPr>
                 <w:rStyle w:val="VerbatimChar"/>
+                <w:lang w:val="es-ES"/>
               </w:rPr>
               <w:t xml:space="preserve">::1</w:t>
             </w:r>
@@ -1194,6 +1667,7 @@
               <w:rPr>
                 <w:b/>
                 <w:bCs/>
+                <w:lang w:val="es-ES"/>
               </w:rPr>
               <w:t xml:space="preserve">Loopback</w:t>
             </w:r>
@@ -1209,13 +1683,20 @@
               <w:rPr>
                 <w:b/>
                 <w:bCs/>
+                <w:lang w:val="es-ES"/>
               </w:rPr>
               <w:t xml:space="preserve">Este nodo</w:t>
             </w:r>
             <w:r>
+              <w:rPr>
+                <w:lang w:val="es-ES"/>
+              </w:rPr>
               <w:t xml:space="preserve"> </w:t>
             </w:r>
             <w:r>
+              <w:rPr>
+                <w:lang w:val="es-ES"/>
+              </w:rPr>
               <w:t xml:space="preserve">(local)</w:t>
             </w:r>
           </w:p>
@@ -1229,14 +1710,21 @@
               <w:pStyle w:val="Compact"/>
             </w:pPr>
             <w:r>
+              <w:rPr>
+                <w:lang w:val="es-ES"/>
+              </w:rPr>
               <w:t xml:space="preserve">e)</w:t>
             </w:r>
             <w:r>
+              <w:rPr>
+                <w:lang w:val="es-ES"/>
+              </w:rPr>
               <w:t xml:space="preserve"> </w:t>
             </w:r>
             <w:r>
               <w:rPr>
                 <w:rStyle w:val="VerbatimChar"/>
+                <w:lang w:val="es-ES"/>
               </w:rPr>
               <w:t xml:space="preserve">FF02::1</w:t>
             </w:r>
@@ -1252,13 +1740,20 @@
               <w:rPr>
                 <w:b/>
                 <w:bCs/>
+                <w:lang w:val="es-ES"/>
               </w:rPr>
               <w:t xml:space="preserve">Multicast</w:t>
             </w:r>
             <w:r>
+              <w:rPr>
+                <w:lang w:val="es-ES"/>
+              </w:rPr>
               <w:t xml:space="preserve"> </w:t>
             </w:r>
             <w:r>
+              <w:rPr>
+                <w:lang w:val="es-ES"/>
+              </w:rPr>
               <w:t xml:space="preserve">(todos los nodos)</w:t>
             </w:r>
           </w:p>
@@ -1273,28 +1768,45 @@
               <w:rPr>
                 <w:b/>
                 <w:bCs/>
+                <w:lang w:val="es-ES"/>
               </w:rPr>
               <w:t xml:space="preserve">Enlace local</w:t>
             </w:r>
             <w:r>
+              <w:rPr>
+                <w:lang w:val="es-ES"/>
+              </w:rPr>
               <w:t xml:space="preserve"> </w:t>
             </w:r>
             <w:r>
+              <w:rPr>
+                <w:lang w:val="es-ES"/>
+              </w:rPr>
               <w:t xml:space="preserve">(el</w:t>
             </w:r>
             <w:r>
+              <w:rPr>
+                <w:lang w:val="es-ES"/>
+              </w:rPr>
               <w:t xml:space="preserve"> </w:t>
             </w:r>
             <w:r>
               <w:rPr>
                 <w:rStyle w:val="VerbatimChar"/>
+                <w:lang w:val="es-ES"/>
               </w:rPr>
               <w:t xml:space="preserve">02</w:t>
             </w:r>
             <w:r>
+              <w:rPr>
+                <w:lang w:val="es-ES"/>
+              </w:rPr>
               <w:t xml:space="preserve"> </w:t>
             </w:r>
             <w:r>
+              <w:rPr>
+                <w:lang w:val="es-ES"/>
+              </w:rPr>
               <w:t xml:space="preserve">en FF02)</w:t>
             </w:r>
           </w:p>
@@ -1308,14 +1820,21 @@
               <w:pStyle w:val="Compact"/>
             </w:pPr>
             <w:r>
+              <w:rPr>
+                <w:lang w:val="es-ES"/>
+              </w:rPr>
               <w:t xml:space="preserve">f)</w:t>
             </w:r>
             <w:r>
+              <w:rPr>
+                <w:lang w:val="es-ES"/>
+              </w:rPr>
               <w:t xml:space="preserve"> </w:t>
             </w:r>
             <w:r>
               <w:rPr>
                 <w:rStyle w:val="VerbatimChar"/>
+                <w:lang w:val="es-ES"/>
               </w:rPr>
               <w:t xml:space="preserve">2001:DB8:1:2:21A:2BFF:FE3C:4D5E</w:t>
             </w:r>
@@ -1331,13 +1850,20 @@
               <w:rPr>
                 <w:b/>
                 <w:bCs/>
+                <w:lang w:val="es-ES"/>
               </w:rPr>
               <w:t xml:space="preserve">Global Unicast</w:t>
             </w:r>
             <w:r>
+              <w:rPr>
+                <w:lang w:val="es-ES"/>
+              </w:rPr>
               <w:t xml:space="preserve"> </w:t>
             </w:r>
             <w:r>
+              <w:rPr>
+                <w:lang w:val="es-ES"/>
+              </w:rPr>
               <w:t xml:space="preserve">(2000::/3)</w:t>
             </w:r>
           </w:p>
@@ -1352,13 +1878,20 @@
               <w:rPr>
                 <w:b/>
                 <w:bCs/>
+                <w:lang w:val="es-ES"/>
               </w:rPr>
               <w:t xml:space="preserve">Global</w:t>
             </w:r>
             <w:r>
+              <w:rPr>
+                <w:lang w:val="es-ES"/>
+              </w:rPr>
               <w:t xml:space="preserve"> </w:t>
             </w:r>
             <w:r>
+              <w:rPr>
+                <w:lang w:val="es-ES"/>
+              </w:rPr>
               <w:t xml:space="preserve">(Internet)</w:t>
             </w:r>
           </w:p>

--- a/docx/03-direccionamiento-ip/boletin-U03-ipv6-inicial-resuelto.docx
+++ b/docx/03-direccionamiento-ip/boletin-U03-ipv6-inicial-resuelto.docx
@@ -15,9 +15,6 @@
             <w:pStyle w:val="TOCHeading"/>
           </w:pPr>
           <w:r>
-            <w:rPr>
-              <w:lang w:val="es-ES"/>
-            </w:rPr>
             <w:t xml:space="preserve">Table of Contents</w:t>
           </w:r>
         </w:p>
@@ -37,9 +34,6 @@
         <w:pStyle w:val="Heading1"/>
       </w:pPr>
       <w:r>
-        <w:rPr>
-          <w:lang w:val="es-ES"/>
-        </w:rPr>
         <w:t xml:space="preserve">Boletín UD3 · IPv6 — Inicial (Resuelto)</w:t>
       </w:r>
     </w:p>
@@ -50,9 +44,6 @@
         <w:pStyle w:val="Heading1"/>
       </w:pPr>
       <w:r>
-        <w:rPr>
-          <w:lang w:val="es-ES"/>
-        </w:rPr>
         <w:t xml:space="preserve">✅ Boletín UD3 · IPv6 — Inicial (Resuelto)</w:t>
       </w:r>
     </w:p>
@@ -69,9 +60,6 @@
         <w:pStyle w:val="Heading2"/>
       </w:pPr>
       <w:r>
-        <w:rPr>
-          <w:lang w:val="es-ES"/>
-        </w:rPr>
         <w:t xml:space="preserve">1. Compresión de direcciones</w:t>
       </w:r>
     </w:p>
@@ -86,7 +74,6 @@
       <w:r>
         <w:rPr>
           <w:rStyle w:val="VerbatimChar"/>
-          <w:lang w:val="es-ES"/>
         </w:rPr>
         <w:t xml:space="preserve">2001:DB8::1</w:t>
       </w:r>
@@ -102,7 +89,6 @@
       <w:r>
         <w:rPr>
           <w:rStyle w:val="VerbatimChar"/>
-          <w:lang w:val="es-ES"/>
         </w:rPr>
         <w:t xml:space="preserve">FE80::2AA:FF:FE9A:4CA2</w:t>
       </w:r>
@@ -118,7 +104,6 @@
       <w:r>
         <w:rPr>
           <w:rStyle w:val="VerbatimChar"/>
-          <w:lang w:val="es-ES"/>
         </w:rPr>
         <w:t xml:space="preserve">::1</w:t>
       </w:r>
@@ -134,20 +119,13 @@
       <w:r>
         <w:rPr>
           <w:rStyle w:val="VerbatimChar"/>
-          <w:lang w:val="es-ES"/>
         </w:rPr>
         <w:t xml:space="preserve">2001:DB8::ABCD:0:0:1234</w:t>
       </w:r>
       <w:r>
-        <w:rPr>
-          <w:lang w:val="es-ES"/>
-        </w:rPr>
-        <w:t xml:space="preserve"> </w:t>
-      </w:r>
-      <w:r>
-        <w:rPr>
-          <w:lang w:val="es-ES"/>
-        </w:rPr>
+        <w:t xml:space="preserve"> </w:t>
+      </w:r>
+      <w:r>
         <w:t xml:space="preserve">(solo un ::, la secuencia de ceros más larga)</w:t>
       </w:r>
     </w:p>
@@ -158,9 +136,6 @@
         <w:pStyle w:val="Heading2"/>
       </w:pPr>
       <w:r>
-        <w:rPr>
-          <w:lang w:val="es-ES"/>
-        </w:rPr>
         <w:t xml:space="preserve">2. Identifica el tipo</w:t>
       </w:r>
     </w:p>
@@ -175,46 +150,29 @@
       <w:r>
         <w:rPr>
           <w:rStyle w:val="VerbatimChar"/>
-          <w:lang w:val="es-ES"/>
         </w:rPr>
         <w:t xml:space="preserve">2001:DB8::1</w:t>
       </w:r>
       <w:r>
-        <w:rPr>
-          <w:lang w:val="es-ES"/>
-        </w:rPr>
-        <w:t xml:space="preserve"> </w:t>
-      </w:r>
-      <w:r>
-        <w:rPr>
-          <w:lang w:val="es-ES"/>
-        </w:rPr>
+        <w:t xml:space="preserve"> </w:t>
+      </w:r>
+      <w:r>
         <w:t xml:space="preserve">→</w:t>
       </w:r>
       <w:r>
-        <w:rPr>
-          <w:lang w:val="es-ES"/>
-        </w:rPr>
         <w:t xml:space="preserve"> </w:t>
       </w:r>
       <w:r>
         <w:rPr>
           <w:b/>
           <w:bCs/>
-          <w:lang w:val="es-ES"/>
         </w:rPr>
         <w:t xml:space="preserve">Global Unicast</w:t>
       </w:r>
       <w:r>
-        <w:rPr>
-          <w:lang w:val="es-ES"/>
-        </w:rPr>
-        <w:t xml:space="preserve"> </w:t>
-      </w:r>
-      <w:r>
-        <w:rPr>
-          <w:lang w:val="es-ES"/>
-        </w:rPr>
+        <w:t xml:space="preserve"> </w:t>
+      </w:r>
+      <w:r>
         <w:t xml:space="preserve">(2000::/3)</w:t>
       </w:r>
     </w:p>
@@ -229,46 +187,29 @@
       <w:r>
         <w:rPr>
           <w:rStyle w:val="VerbatimChar"/>
-          <w:lang w:val="es-ES"/>
         </w:rPr>
         <w:t xml:space="preserve">FE80::1</w:t>
       </w:r>
       <w:r>
-        <w:rPr>
-          <w:lang w:val="es-ES"/>
-        </w:rPr>
-        <w:t xml:space="preserve"> </w:t>
-      </w:r>
-      <w:r>
-        <w:rPr>
-          <w:lang w:val="es-ES"/>
-        </w:rPr>
+        <w:t xml:space="preserve"> </w:t>
+      </w:r>
+      <w:r>
         <w:t xml:space="preserve">→</w:t>
       </w:r>
       <w:r>
-        <w:rPr>
-          <w:lang w:val="es-ES"/>
-        </w:rPr>
         <w:t xml:space="preserve"> </w:t>
       </w:r>
       <w:r>
         <w:rPr>
           <w:b/>
           <w:bCs/>
-          <w:lang w:val="es-ES"/>
         </w:rPr>
         <w:t xml:space="preserve">Link-Local</w:t>
       </w:r>
       <w:r>
-        <w:rPr>
-          <w:lang w:val="es-ES"/>
-        </w:rPr>
-        <w:t xml:space="preserve"> </w:t>
-      </w:r>
-      <w:r>
-        <w:rPr>
-          <w:lang w:val="es-ES"/>
-        </w:rPr>
+        <w:t xml:space="preserve"> </w:t>
+      </w:r>
+      <w:r>
         <w:t xml:space="preserve">(FE80::/10)</w:t>
       </w:r>
     </w:p>
@@ -283,33 +224,22 @@
       <w:r>
         <w:rPr>
           <w:rStyle w:val="VerbatimChar"/>
-          <w:lang w:val="es-ES"/>
         </w:rPr>
         <w:t xml:space="preserve">::1</w:t>
       </w:r>
       <w:r>
-        <w:rPr>
-          <w:lang w:val="es-ES"/>
-        </w:rPr>
-        <w:t xml:space="preserve"> </w:t>
-      </w:r>
-      <w:r>
-        <w:rPr>
-          <w:lang w:val="es-ES"/>
-        </w:rPr>
+        <w:t xml:space="preserve"> </w:t>
+      </w:r>
+      <w:r>
         <w:t xml:space="preserve">→</w:t>
       </w:r>
       <w:r>
-        <w:rPr>
-          <w:lang w:val="es-ES"/>
-        </w:rPr>
         <w:t xml:space="preserve"> </w:t>
       </w:r>
       <w:r>
         <w:rPr>
           <w:b/>
           <w:bCs/>
-          <w:lang w:val="es-ES"/>
         </w:rPr>
         <w:t xml:space="preserve">Loopback</w:t>
       </w:r>
@@ -325,46 +255,29 @@
       <w:r>
         <w:rPr>
           <w:rStyle w:val="VerbatimChar"/>
-          <w:lang w:val="es-ES"/>
         </w:rPr>
         <w:t xml:space="preserve">FC00::1</w:t>
       </w:r>
       <w:r>
-        <w:rPr>
-          <w:lang w:val="es-ES"/>
-        </w:rPr>
-        <w:t xml:space="preserve"> </w:t>
-      </w:r>
-      <w:r>
-        <w:rPr>
-          <w:lang w:val="es-ES"/>
-        </w:rPr>
+        <w:t xml:space="preserve"> </w:t>
+      </w:r>
+      <w:r>
         <w:t xml:space="preserve">→</w:t>
       </w:r>
       <w:r>
-        <w:rPr>
-          <w:lang w:val="es-ES"/>
-        </w:rPr>
         <w:t xml:space="preserve"> </w:t>
       </w:r>
       <w:r>
         <w:rPr>
           <w:b/>
           <w:bCs/>
-          <w:lang w:val="es-ES"/>
         </w:rPr>
         <w:t xml:space="preserve">Unique Local</w:t>
       </w:r>
       <w:r>
-        <w:rPr>
-          <w:lang w:val="es-ES"/>
-        </w:rPr>
-        <w:t xml:space="preserve"> </w:t>
-      </w:r>
-      <w:r>
-        <w:rPr>
-          <w:lang w:val="es-ES"/>
-        </w:rPr>
+        <w:t xml:space="preserve"> </w:t>
+      </w:r>
+      <w:r>
         <w:t xml:space="preserve">(FC00::/7)</w:t>
       </w:r>
     </w:p>
@@ -379,46 +292,29 @@
       <w:r>
         <w:rPr>
           <w:rStyle w:val="VerbatimChar"/>
-          <w:lang w:val="es-ES"/>
         </w:rPr>
         <w:t xml:space="preserve">FF02::1</w:t>
       </w:r>
       <w:r>
-        <w:rPr>
-          <w:lang w:val="es-ES"/>
-        </w:rPr>
-        <w:t xml:space="preserve"> </w:t>
-      </w:r>
-      <w:r>
-        <w:rPr>
-          <w:lang w:val="es-ES"/>
-        </w:rPr>
+        <w:t xml:space="preserve"> </w:t>
+      </w:r>
+      <w:r>
         <w:t xml:space="preserve">→</w:t>
       </w:r>
       <w:r>
-        <w:rPr>
-          <w:lang w:val="es-ES"/>
-        </w:rPr>
         <w:t xml:space="preserve"> </w:t>
       </w:r>
       <w:r>
         <w:rPr>
           <w:b/>
           <w:bCs/>
-          <w:lang w:val="es-ES"/>
         </w:rPr>
         <w:t xml:space="preserve">Multicast</w:t>
       </w:r>
       <w:r>
-        <w:rPr>
-          <w:lang w:val="es-ES"/>
-        </w:rPr>
-        <w:t xml:space="preserve"> </w:t>
-      </w:r>
-      <w:r>
-        <w:rPr>
-          <w:lang w:val="es-ES"/>
-        </w:rPr>
+        <w:t xml:space="preserve"> </w:t>
+      </w:r>
+      <w:r>
         <w:t xml:space="preserve">(todos los nodos)</w:t>
       </w:r>
     </w:p>
@@ -429,9 +325,6 @@
         <w:pStyle w:val="Heading2"/>
       </w:pPr>
       <w:r>
-        <w:rPr>
-          <w:lang w:val="es-ES"/>
-        </w:rPr>
         <w:t xml:space="preserve">3. Completa</w:t>
       </w:r>
     </w:p>
@@ -444,61 +337,38 @@
         </w:numPr>
       </w:pPr>
       <w:r>
-        <w:rPr>
-          <w:lang w:val="es-ES"/>
-        </w:rPr>
         <w:t xml:space="preserve">IPv4 tiene</w:t>
       </w:r>
       <w:r>
-        <w:rPr>
-          <w:lang w:val="es-ES"/>
-        </w:rPr>
         <w:t xml:space="preserve"> </w:t>
       </w:r>
       <w:r>
         <w:rPr>
           <w:b/>
           <w:bCs/>
-          <w:lang w:val="es-ES"/>
         </w:rPr>
         <w:t xml:space="preserve">32</w:t>
       </w:r>
       <w:r>
-        <w:rPr>
-          <w:lang w:val="es-ES"/>
-        </w:rPr>
-        <w:t xml:space="preserve"> </w:t>
-      </w:r>
-      <w:r>
-        <w:rPr>
-          <w:lang w:val="es-ES"/>
-        </w:rPr>
+        <w:t xml:space="preserve"> </w:t>
+      </w:r>
+      <w:r>
         <w:t xml:space="preserve">bits, IPv6 tiene</w:t>
       </w:r>
       <w:r>
-        <w:rPr>
-          <w:lang w:val="es-ES"/>
-        </w:rPr>
         <w:t xml:space="preserve"> </w:t>
       </w:r>
       <w:r>
         <w:rPr>
           <w:b/>
           <w:bCs/>
-          <w:lang w:val="es-ES"/>
         </w:rPr>
         <w:t xml:space="preserve">128</w:t>
       </w:r>
       <w:r>
-        <w:rPr>
-          <w:lang w:val="es-ES"/>
-        </w:rPr>
-        <w:t xml:space="preserve"> </w:t>
-      </w:r>
-      <w:r>
-        <w:rPr>
-          <w:lang w:val="es-ES"/>
-        </w:rPr>
+        <w:t xml:space="preserve"> </w:t>
+      </w:r>
+      <w:r>
         <w:t xml:space="preserve">bits.</w:t>
       </w:r>
     </w:p>
@@ -511,29 +381,19 @@
         </w:numPr>
       </w:pPr>
       <w:r>
-        <w:rPr>
-          <w:lang w:val="es-ES"/>
-        </w:rPr>
         <w:t xml:space="preserve">IPv4 se representa en decimal, IPv6 en</w:t>
       </w:r>
       <w:r>
-        <w:rPr>
-          <w:lang w:val="es-ES"/>
-        </w:rPr>
         <w:t xml:space="preserve"> </w:t>
       </w:r>
       <w:r>
         <w:rPr>
           <w:b/>
           <w:bCs/>
-          <w:lang w:val="es-ES"/>
         </w:rPr>
         <w:t xml:space="preserve">hexadecimal</w:t>
       </w:r>
       <w:r>
-        <w:rPr>
-          <w:lang w:val="es-ES"/>
-        </w:rPr>
         <w:t xml:space="preserve">.</w:t>
       </w:r>
     </w:p>
@@ -546,29 +406,19 @@
         </w:numPr>
       </w:pPr>
       <w:r>
-        <w:rPr>
-          <w:lang w:val="es-ES"/>
-        </w:rPr>
         <w:t xml:space="preserve">El prefijo de Link-Local es</w:t>
       </w:r>
       <w:r>
-        <w:rPr>
-          <w:lang w:val="es-ES"/>
-        </w:rPr>
         <w:t xml:space="preserve"> </w:t>
       </w:r>
       <w:r>
         <w:rPr>
           <w:b/>
           <w:bCs/>
-          <w:lang w:val="es-ES"/>
         </w:rPr>
         <w:t xml:space="preserve">FE80::/10</w:t>
       </w:r>
       <w:r>
-        <w:rPr>
-          <w:lang w:val="es-ES"/>
-        </w:rPr>
         <w:t xml:space="preserve">.</w:t>
       </w:r>
     </w:p>
@@ -581,29 +431,19 @@
         </w:numPr>
       </w:pPr>
       <w:r>
-        <w:rPr>
-          <w:lang w:val="es-ES"/>
-        </w:rPr>
         <w:t xml:space="preserve">El prefijo de Global Unicast es</w:t>
       </w:r>
       <w:r>
-        <w:rPr>
-          <w:lang w:val="es-ES"/>
-        </w:rPr>
         <w:t xml:space="preserve"> </w:t>
       </w:r>
       <w:r>
         <w:rPr>
           <w:b/>
           <w:bCs/>
-          <w:lang w:val="es-ES"/>
         </w:rPr>
         <w:t xml:space="preserve">2000::/3</w:t>
       </w:r>
       <w:r>
-        <w:rPr>
-          <w:lang w:val="es-ES"/>
-        </w:rPr>
         <w:t xml:space="preserve">.</w:t>
       </w:r>
     </w:p>
@@ -619,20 +459,13 @@
         <w:rPr>
           <w:b/>
           <w:bCs/>
-          <w:lang w:val="es-ES"/>
         </w:rPr>
         <w:t xml:space="preserve">NDP</w:t>
       </w:r>
       <w:r>
-        <w:rPr>
-          <w:lang w:val="es-ES"/>
-        </w:rPr>
-        <w:t xml:space="preserve"> </w:t>
-      </w:r>
-      <w:r>
-        <w:rPr>
-          <w:lang w:val="es-ES"/>
-        </w:rPr>
+        <w:t xml:space="preserve"> </w:t>
+      </w:r>
+      <w:r>
         <w:t xml:space="preserve">(Neighbor Discovery Protocol) reemplaza a ARP en IPv6.</w:t>
       </w:r>
     </w:p>
@@ -643,9 +476,6 @@
         <w:pStyle w:val="Heading2"/>
       </w:pPr>
       <w:r>
-        <w:rPr>
-          <w:lang w:val="es-ES"/>
-        </w:rPr>
         <w:t xml:space="preserve">4. Verdadero o falso</w:t>
       </w:r>
     </w:p>
@@ -661,20 +491,13 @@
         <w:rPr>
           <w:b/>
           <w:bCs/>
-          <w:lang w:val="es-ES"/>
         </w:rPr>
         <w:t xml:space="preserve">Falso.</w:t>
       </w:r>
       <w:r>
-        <w:rPr>
-          <w:lang w:val="es-ES"/>
-        </w:rPr>
-        <w:t xml:space="preserve"> </w:t>
-      </w:r>
-      <w:r>
-        <w:rPr>
-          <w:lang w:val="es-ES"/>
-        </w:rPr>
+        <w:t xml:space="preserve"> </w:t>
+      </w:r>
+      <w:r>
         <w:t xml:space="preserve">Las Link-Local solo funcionan en el mismo enlace. No son enrutables.</w:t>
       </w:r>
     </w:p>
@@ -690,20 +513,13 @@
         <w:rPr>
           <w:b/>
           <w:bCs/>
-          <w:lang w:val="es-ES"/>
         </w:rPr>
         <w:t xml:space="preserve">Verdadero.</w:t>
       </w:r>
       <w:r>
-        <w:rPr>
-          <w:lang w:val="es-ES"/>
-        </w:rPr>
-        <w:t xml:space="preserve"> </w:t>
-      </w:r>
-      <w:r>
-        <w:rPr>
-          <w:lang w:val="es-ES"/>
-        </w:rPr>
+        <w:t xml:space="preserve"> </w:t>
+      </w:r>
+      <w:r>
         <w:t xml:space="preserve">SLAAC se basa en Router Advertisements del router. Sin servidor central.</w:t>
       </w:r>
     </w:p>
@@ -719,20 +535,13 @@
         <w:rPr>
           <w:b/>
           <w:bCs/>
-          <w:lang w:val="es-ES"/>
         </w:rPr>
         <w:t xml:space="preserve">Falso.</w:t>
       </w:r>
       <w:r>
-        <w:rPr>
-          <w:lang w:val="es-ES"/>
-        </w:rPr>
-        <w:t xml:space="preserve"> </w:t>
-      </w:r>
-      <w:r>
-        <w:rPr>
-          <w:lang w:val="es-ES"/>
-        </w:rPr>
+        <w:t xml:space="preserve"> </w:t>
+      </w:r>
+      <w:r>
         <w:t xml:space="preserve">:: solo puede usarse UNA vez por dirección. Si no, el router no sabe cuántos grupos cero hay.</w:t>
       </w:r>
     </w:p>
@@ -748,14 +557,10 @@
         <w:rPr>
           <w:b/>
           <w:bCs/>
-          <w:lang w:val="es-ES"/>
         </w:rPr>
         <w:t xml:space="preserve">Verdadero básicamente</w:t>
       </w:r>
       <w:r>
-        <w:rPr>
-          <w:lang w:val="es-ES"/>
-        </w:rPr>
         <w:t xml:space="preserve">, pero DHCPv6 tiene dos modos (stateless y stateful) que no existen en IPv4.</w:t>
       </w:r>
     </w:p>
@@ -771,20 +576,13 @@
         <w:rPr>
           <w:b/>
           <w:bCs/>
-          <w:lang w:val="es-ES"/>
         </w:rPr>
         <w:t xml:space="preserve">Verdadero.</w:t>
       </w:r>
       <w:r>
-        <w:rPr>
-          <w:lang w:val="es-ES"/>
-        </w:rPr>
-        <w:t xml:space="preserve"> </w:t>
-      </w:r>
-      <w:r>
-        <w:rPr>
-          <w:lang w:val="es-ES"/>
-        </w:rPr>
+        <w:t xml:space="preserve"> </w:t>
+      </w:r>
+      <w:r>
         <w:t xml:space="preserve">Dual Stack ejecuta ambas pilas de protocolos simultáneamente.</w:t>
       </w:r>
     </w:p>
@@ -795,9 +593,6 @@
         <w:pStyle w:val="Heading2"/>
       </w:pPr>
       <w:r>
-        <w:rPr>
-          <w:lang w:val="es-ES"/>
-        </w:rPr>
         <w:t xml:space="preserve">5. NDP</w:t>
       </w:r>
     </w:p>
@@ -806,81 +601,42 @@
         <w:pStyle w:val="FirstParagraph"/>
       </w:pPr>
       <w:r>
-        <w:rPr>
-          <w:lang w:val="es-ES"/>
-        </w:rPr>
         <w:t xml:space="preserve">1 → c (Neighbor Solicitation:</w:t>
       </w:r>
       <w:r>
-        <w:rPr>
-          <w:lang w:val="es-ES"/>
-        </w:rPr>
-        <w:t xml:space="preserve"> </w:t>
-      </w:r>
-      <w:r>
-        <w:rPr>
-          <w:lang w:val="es-ES"/>
-        </w:rPr>
+        <w:t xml:space="preserve"> </w:t>
+      </w:r>
+      <w:r>
         <w:t xml:space="preserve">“¿Quién tiene esta IP?”</w:t>
       </w:r>
       <w:r>
-        <w:rPr>
-          <w:lang w:val="es-ES"/>
-        </w:rPr>
         <w:t xml:space="preserve">)</w:t>
       </w:r>
       <w:r>
-        <w:rPr>
-          <w:lang w:val="es-ES"/>
-        </w:rPr>
-        <w:t xml:space="preserve"> </w:t>
-      </w:r>
-      <w:r>
-        <w:rPr>
-          <w:lang w:val="es-ES"/>
-        </w:rPr>
+        <w:t xml:space="preserve"> </w:t>
+      </w:r>
+      <w:r>
         <w:t xml:space="preserve">2 → d (Neighbor Advertisement:</w:t>
       </w:r>
       <w:r>
-        <w:rPr>
-          <w:lang w:val="es-ES"/>
-        </w:rPr>
-        <w:t xml:space="preserve"> </w:t>
-      </w:r>
-      <w:r>
-        <w:rPr>
-          <w:lang w:val="es-ES"/>
-        </w:rPr>
+        <w:t xml:space="preserve"> </w:t>
+      </w:r>
+      <w:r>
         <w:t xml:space="preserve">“Yo, aquí está mi MAC”</w:t>
       </w:r>
       <w:r>
-        <w:rPr>
-          <w:lang w:val="es-ES"/>
-        </w:rPr>
         <w:t xml:space="preserve">)</w:t>
       </w:r>
       <w:r>
-        <w:rPr>
-          <w:lang w:val="es-ES"/>
-        </w:rPr>
-        <w:t xml:space="preserve"> </w:t>
-      </w:r>
-      <w:r>
-        <w:rPr>
-          <w:lang w:val="es-ES"/>
-        </w:rPr>
+        <w:t xml:space="preserve"> </w:t>
+      </w:r>
+      <w:r>
         <w:t xml:space="preserve">3 → b (Router Solicitation: dispositivo busca routers)</w:t>
       </w:r>
       <w:r>
-        <w:rPr>
-          <w:lang w:val="es-ES"/>
-        </w:rPr>
-        <w:t xml:space="preserve"> </w:t>
-      </w:r>
-      <w:r>
-        <w:rPr>
-          <w:lang w:val="es-ES"/>
-        </w:rPr>
+        <w:t xml:space="preserve"> </w:t>
+      </w:r>
+      <w:r>
         <w:t xml:space="preserve">4 → a (Router Advertisement: router anuncia su prefijo)</w:t>
       </w:r>
     </w:p>
@@ -891,9 +647,6 @@
         <w:pStyle w:val="Heading2"/>
       </w:pPr>
       <w:r>
-        <w:rPr>
-          <w:lang w:val="es-ES"/>
-        </w:rPr>
         <w:t xml:space="preserve">6. Mecanismos de transición</w:t>
       </w:r>
     </w:p>
@@ -902,33 +655,18 @@
         <w:pStyle w:val="FirstParagraph"/>
       </w:pPr>
       <w:r>
-        <w:rPr>
-          <w:lang w:val="es-ES"/>
-        </w:rPr>
         <w:t xml:space="preserve">1 → b (Dual Stack: ambos protocolos a la vez)</w:t>
       </w:r>
       <w:r>
-        <w:rPr>
-          <w:lang w:val="es-ES"/>
-        </w:rPr>
-        <w:t xml:space="preserve"> </w:t>
-      </w:r>
-      <w:r>
-        <w:rPr>
-          <w:lang w:val="es-ES"/>
-        </w:rPr>
+        <w:t xml:space="preserve"> </w:t>
+      </w:r>
+      <w:r>
         <w:t xml:space="preserve">2 → c (Túnel 6to4: encapsula IPv6 en IPv4)</w:t>
       </w:r>
       <w:r>
-        <w:rPr>
-          <w:lang w:val="es-ES"/>
-        </w:rPr>
-        <w:t xml:space="preserve"> </w:t>
-      </w:r>
-      <w:r>
-        <w:rPr>
-          <w:lang w:val="es-ES"/>
-        </w:rPr>
+        <w:t xml:space="preserve"> </w:t>
+      </w:r>
+      <w:r>
         <w:t xml:space="preserve">3 → a (NAT64: traduce IPv6→IPv4)</w:t>
       </w:r>
     </w:p>
@@ -939,9 +677,6 @@
         <w:pStyle w:val="Heading2"/>
       </w:pPr>
       <w:r>
-        <w:rPr>
-          <w:lang w:val="es-ES"/>
-        </w:rPr>
         <w:t xml:space="preserve">7. Expande direcciones</w:t>
       </w:r>
     </w:p>
@@ -955,26 +690,16 @@
       <w:r>
         <w:rPr>
           <w:rStyle w:val="VerbatimChar"/>
-          <w:lang w:val="es-ES"/>
         </w:rPr>
         <w:t xml:space="preserve">2001:DB8::1</w:t>
       </w:r>
       <w:r>
-        <w:rPr>
-          <w:lang w:val="es-ES"/>
-        </w:rPr>
-        <w:t xml:space="preserve"> </w:t>
-      </w:r>
-      <w:r>
-        <w:rPr>
-          <w:lang w:val="es-ES"/>
-        </w:rPr>
+        <w:t xml:space="preserve"> </w:t>
+      </w:r>
+      <w:r>
         <w:t xml:space="preserve">→</w:t>
       </w:r>
       <w:r>
-        <w:rPr>
-          <w:lang w:val="es-ES"/>
-        </w:rPr>
         <w:t xml:space="preserve"> </w:t>
       </w:r>
       <w:r>
@@ -982,89 +707,55 @@
           <w:rStyle w:val="VerbatimChar"/>
           <w:b/>
           <w:bCs/>
-          <w:lang w:val="es-ES"/>
         </w:rPr>
         <w:t xml:space="preserve">2001:0DB8:0000:0000:0000:0000:0000:0001</w:t>
       </w:r>
       <w:r>
-        <w:rPr>
-          <w:lang w:val="es-ES"/>
-        </w:rPr>
-        <w:t xml:space="preserve"> </w:t>
-      </w:r>
-      <w:r>
-        <w:rPr>
-          <w:lang w:val="es-ES"/>
-        </w:rPr>
+        <w:t xml:space="preserve"> </w:t>
+      </w:r>
+      <w:r>
         <w:t xml:space="preserve">(el</w:t>
       </w:r>
       <w:r>
-        <w:rPr>
-          <w:lang w:val="es-ES"/>
-        </w:rPr>
         <w:t xml:space="preserve"> </w:t>
       </w:r>
       <w:r>
         <w:rPr>
           <w:rStyle w:val="VerbatimChar"/>
-          <w:lang w:val="es-ES"/>
         </w:rPr>
         <w:t xml:space="preserve">::</w:t>
       </w:r>
       <w:r>
-        <w:rPr>
-          <w:lang w:val="es-ES"/>
-        </w:rPr>
-        <w:t xml:space="preserve"> </w:t>
-      </w:r>
-      <w:r>
-        <w:rPr>
-          <w:lang w:val="es-ES"/>
-        </w:rPr>
+        <w:t xml:space="preserve"> </w:t>
+      </w:r>
+      <w:r>
         <w:t xml:space="preserve">oculta 5 grupos de ceros entre</w:t>
       </w:r>
       <w:r>
-        <w:rPr>
-          <w:lang w:val="es-ES"/>
-        </w:rPr>
         <w:t xml:space="preserve"> </w:t>
       </w:r>
       <w:r>
         <w:rPr>
           <w:rStyle w:val="VerbatimChar"/>
-          <w:lang w:val="es-ES"/>
         </w:rPr>
         <w:t xml:space="preserve">DB8</w:t>
       </w:r>
       <w:r>
-        <w:rPr>
-          <w:lang w:val="es-ES"/>
-        </w:rPr>
-        <w:t xml:space="preserve"> </w:t>
-      </w:r>
-      <w:r>
-        <w:rPr>
-          <w:lang w:val="es-ES"/>
-        </w:rPr>
+        <w:t xml:space="preserve"> </w:t>
+      </w:r>
+      <w:r>
         <w:t xml:space="preserve">y el</w:t>
       </w:r>
       <w:r>
-        <w:rPr>
-          <w:lang w:val="es-ES"/>
-        </w:rPr>
         <w:t xml:space="preserve"> </w:t>
       </w:r>
       <w:r>
         <w:rPr>
           <w:rStyle w:val="VerbatimChar"/>
-          <w:lang w:val="es-ES"/>
         </w:rPr>
         <w:t xml:space="preserve">1</w:t>
       </w:r>
       <w:r>
-        <w:rPr>
-          <w:lang w:val="es-ES"/>
-        </w:rPr>
         <w:t xml:space="preserve">).</w:t>
       </w:r>
     </w:p>
@@ -1078,26 +769,16 @@
       <w:r>
         <w:rPr>
           <w:rStyle w:val="VerbatimChar"/>
-          <w:lang w:val="es-ES"/>
         </w:rPr>
         <w:t xml:space="preserve">FE80::2AA:FF:FE9A:4CA2</w:t>
       </w:r>
       <w:r>
-        <w:rPr>
-          <w:lang w:val="es-ES"/>
-        </w:rPr>
-        <w:t xml:space="preserve"> </w:t>
-      </w:r>
-      <w:r>
-        <w:rPr>
-          <w:lang w:val="es-ES"/>
-        </w:rPr>
+        <w:t xml:space="preserve"> </w:t>
+      </w:r>
+      <w:r>
         <w:t xml:space="preserve">→</w:t>
       </w:r>
       <w:r>
-        <w:rPr>
-          <w:lang w:val="es-ES"/>
-        </w:rPr>
         <w:t xml:space="preserve"> </w:t>
       </w:r>
       <w:r>
@@ -1105,139 +786,85 @@
           <w:rStyle w:val="VerbatimChar"/>
           <w:b/>
           <w:bCs/>
-          <w:lang w:val="es-ES"/>
         </w:rPr>
         <w:t xml:space="preserve">FE80:0000:0000:0000:02AA:00FF:FE9A:4CA2</w:t>
       </w:r>
       <w:r>
-        <w:rPr>
-          <w:lang w:val="es-ES"/>
-        </w:rPr>
-        <w:t xml:space="preserve"> </w:t>
-      </w:r>
-      <w:r>
-        <w:rPr>
-          <w:lang w:val="es-ES"/>
-        </w:rPr>
+        <w:t xml:space="preserve"> </w:t>
+      </w:r>
+      <w:r>
         <w:t xml:space="preserve">(el</w:t>
       </w:r>
       <w:r>
-        <w:rPr>
-          <w:lang w:val="es-ES"/>
-        </w:rPr>
         <w:t xml:space="preserve"> </w:t>
       </w:r>
       <w:r>
         <w:rPr>
           <w:rStyle w:val="VerbatimChar"/>
-          <w:lang w:val="es-ES"/>
         </w:rPr>
         <w:t xml:space="preserve">::</w:t>
       </w:r>
       <w:r>
-        <w:rPr>
-          <w:lang w:val="es-ES"/>
-        </w:rPr>
-        <w:t xml:space="preserve"> </w:t>
-      </w:r>
-      <w:r>
-        <w:rPr>
-          <w:lang w:val="es-ES"/>
-        </w:rPr>
+        <w:t xml:space="preserve"> </w:t>
+      </w:r>
+      <w:r>
         <w:t xml:space="preserve">oculta 3 grupos de ceros; al expandir,</w:t>
       </w:r>
       <w:r>
-        <w:rPr>
-          <w:lang w:val="es-ES"/>
-        </w:rPr>
         <w:t xml:space="preserve"> </w:t>
       </w:r>
       <w:r>
         <w:rPr>
           <w:rStyle w:val="VerbatimChar"/>
-          <w:lang w:val="es-ES"/>
         </w:rPr>
         <w:t xml:space="preserve">2AA</w:t>
       </w:r>
       <w:r>
-        <w:rPr>
-          <w:lang w:val="es-ES"/>
-        </w:rPr>
-        <w:t xml:space="preserve"> </w:t>
-      </w:r>
-      <w:r>
-        <w:rPr>
-          <w:lang w:val="es-ES"/>
-        </w:rPr>
+        <w:t xml:space="preserve"> </w:t>
+      </w:r>
+      <w:r>
         <w:t xml:space="preserve">→</w:t>
       </w:r>
       <w:r>
-        <w:rPr>
-          <w:lang w:val="es-ES"/>
-        </w:rPr>
         <w:t xml:space="preserve"> </w:t>
       </w:r>
       <w:r>
         <w:rPr>
           <w:rStyle w:val="VerbatimChar"/>
-          <w:lang w:val="es-ES"/>
         </w:rPr>
         <w:t xml:space="preserve">02AA</w:t>
       </w:r>
       <w:r>
-        <w:rPr>
-          <w:lang w:val="es-ES"/>
-        </w:rPr>
-        <w:t xml:space="preserve"> </w:t>
-      </w:r>
-      <w:r>
-        <w:rPr>
-          <w:lang w:val="es-ES"/>
-        </w:rPr>
+        <w:t xml:space="preserve"> </w:t>
+      </w:r>
+      <w:r>
         <w:t xml:space="preserve">y</w:t>
       </w:r>
       <w:r>
-        <w:rPr>
-          <w:lang w:val="es-ES"/>
-        </w:rPr>
         <w:t xml:space="preserve"> </w:t>
       </w:r>
       <w:r>
         <w:rPr>
           <w:rStyle w:val="VerbatimChar"/>
-          <w:lang w:val="es-ES"/>
         </w:rPr>
         <w:t xml:space="preserve">FF</w:t>
       </w:r>
       <w:r>
-        <w:rPr>
-          <w:lang w:val="es-ES"/>
-        </w:rPr>
-        <w:t xml:space="preserve"> </w:t>
-      </w:r>
-      <w:r>
-        <w:rPr>
-          <w:lang w:val="es-ES"/>
-        </w:rPr>
+        <w:t xml:space="preserve"> </w:t>
+      </w:r>
+      <w:r>
         <w:t xml:space="preserve">→</w:t>
       </w:r>
       <w:r>
-        <w:rPr>
-          <w:lang w:val="es-ES"/>
-        </w:rPr>
         <w:t xml:space="preserve"> </w:t>
       </w:r>
       <w:r>
         <w:rPr>
           <w:rStyle w:val="VerbatimChar"/>
-          <w:lang w:val="es-ES"/>
         </w:rPr>
         <w:t xml:space="preserve">00FF</w:t>
       </w:r>
       <w:r>
-        <w:rPr>
-          <w:lang w:val="es-ES"/>
-        </w:rPr>
         <w:t xml:space="preserve">).</w:t>
       </w:r>
     </w:p>
@@ -1251,26 +878,16 @@
       <w:r>
         <w:rPr>
           <w:rStyle w:val="VerbatimChar"/>
-          <w:lang w:val="es-ES"/>
         </w:rPr>
         <w:t xml:space="preserve">::1</w:t>
       </w:r>
       <w:r>
-        <w:rPr>
-          <w:lang w:val="es-ES"/>
-        </w:rPr>
-        <w:t xml:space="preserve"> </w:t>
-      </w:r>
-      <w:r>
-        <w:rPr>
-          <w:lang w:val="es-ES"/>
-        </w:rPr>
+        <w:t xml:space="preserve"> </w:t>
+      </w:r>
+      <w:r>
         <w:t xml:space="preserve">→</w:t>
       </w:r>
       <w:r>
-        <w:rPr>
-          <w:lang w:val="es-ES"/>
-        </w:rPr>
         <w:t xml:space="preserve"> </w:t>
       </w:r>
       <w:r>
@@ -1278,39 +895,25 @@
           <w:rStyle w:val="VerbatimChar"/>
           <w:b/>
           <w:bCs/>
-          <w:lang w:val="es-ES"/>
         </w:rPr>
         <w:t xml:space="preserve">0000:0000:0000:0000:0000:0000:0000:0001</w:t>
       </w:r>
       <w:r>
-        <w:rPr>
-          <w:lang w:val="es-ES"/>
-        </w:rPr>
-        <w:t xml:space="preserve"> </w:t>
-      </w:r>
-      <w:r>
-        <w:rPr>
-          <w:lang w:val="es-ES"/>
-        </w:rPr>
+        <w:t xml:space="preserve"> </w:t>
+      </w:r>
+      <w:r>
         <w:t xml:space="preserve">(siete grupos de ceros + el</w:t>
       </w:r>
       <w:r>
-        <w:rPr>
-          <w:lang w:val="es-ES"/>
-        </w:rPr>
         <w:t xml:space="preserve"> </w:t>
       </w:r>
       <w:r>
         <w:rPr>
           <w:rStyle w:val="VerbatimChar"/>
-          <w:lang w:val="es-ES"/>
         </w:rPr>
         <w:t xml:space="preserve">1</w:t>
       </w:r>
       <w:r>
-        <w:rPr>
-          <w:lang w:val="es-ES"/>
-        </w:rPr>
         <w:t xml:space="preserve">).</w:t>
       </w:r>
     </w:p>
@@ -1321,9 +924,6 @@
         <w:pStyle w:val="Heading2"/>
       </w:pPr>
       <w:r>
-        <w:rPr>
-          <w:lang w:val="es-ES"/>
-        </w:rPr>
         <w:t xml:space="preserve">8. Clasifica tipo y ámbito</w:t>
       </w:r>
     </w:p>
@@ -1350,9 +950,6 @@
               <w:pStyle w:val="Compact"/>
             </w:pPr>
             <w:r>
-              <w:rPr>
-                <w:lang w:val="es-ES"/>
-              </w:rPr>
               <w:t xml:space="preserve">Dirección</w:t>
             </w:r>
           </w:p>
@@ -1364,9 +961,6 @@
               <w:pStyle w:val="Compact"/>
             </w:pPr>
             <w:r>
-              <w:rPr>
-                <w:lang w:val="es-ES"/>
-              </w:rPr>
               <w:t xml:space="preserve">Tipo</w:t>
             </w:r>
           </w:p>
@@ -1378,9 +972,6 @@
               <w:pStyle w:val="Compact"/>
             </w:pPr>
             <w:r>
-              <w:rPr>
-                <w:lang w:val="es-ES"/>
-              </w:rPr>
               <w:t xml:space="preserve">Ámbito</w:t>
             </w:r>
           </w:p>
@@ -1394,21 +985,14 @@
               <w:pStyle w:val="Compact"/>
             </w:pPr>
             <w:r>
-              <w:rPr>
-                <w:lang w:val="es-ES"/>
-              </w:rPr>
               <w:t xml:space="preserve">a)</w:t>
             </w:r>
             <w:r>
-              <w:rPr>
-                <w:lang w:val="es-ES"/>
-              </w:rPr>
               <w:t xml:space="preserve"> </w:t>
             </w:r>
             <w:r>
               <w:rPr>
                 <w:rStyle w:val="VerbatimChar"/>
-                <w:lang w:val="es-ES"/>
               </w:rPr>
               <w:t xml:space="preserve">2001:DB8::1</w:t>
             </w:r>
@@ -1424,20 +1008,13 @@
               <w:rPr>
                 <w:b/>
                 <w:bCs/>
-                <w:lang w:val="es-ES"/>
               </w:rPr>
               <w:t xml:space="preserve">Global Unicast</w:t>
             </w:r>
             <w:r>
-              <w:rPr>
-                <w:lang w:val="es-ES"/>
-              </w:rPr>
               <w:t xml:space="preserve"> </w:t>
             </w:r>
             <w:r>
-              <w:rPr>
-                <w:lang w:val="es-ES"/>
-              </w:rPr>
               <w:t xml:space="preserve">(GUA, 2000::/3)</w:t>
             </w:r>
           </w:p>
@@ -1452,20 +1029,13 @@
               <w:rPr>
                 <w:b/>
                 <w:bCs/>
-                <w:lang w:val="es-ES"/>
               </w:rPr>
               <w:t xml:space="preserve">Global</w:t>
             </w:r>
             <w:r>
-              <w:rPr>
-                <w:lang w:val="es-ES"/>
-              </w:rPr>
               <w:t xml:space="preserve"> </w:t>
             </w:r>
             <w:r>
-              <w:rPr>
-                <w:lang w:val="es-ES"/>
-              </w:rPr>
               <w:t xml:space="preserve">(Internet)</w:t>
             </w:r>
           </w:p>
@@ -1479,21 +1049,14 @@
               <w:pStyle w:val="Compact"/>
             </w:pPr>
             <w:r>
-              <w:rPr>
-                <w:lang w:val="es-ES"/>
-              </w:rPr>
               <w:t xml:space="preserve">b)</w:t>
             </w:r>
             <w:r>
-              <w:rPr>
-                <w:lang w:val="es-ES"/>
-              </w:rPr>
               <w:t xml:space="preserve"> </w:t>
             </w:r>
             <w:r>
               <w:rPr>
                 <w:rStyle w:val="VerbatimChar"/>
-                <w:lang w:val="es-ES"/>
               </w:rPr>
               <w:t xml:space="preserve">FE80::1</w:t>
             </w:r>
@@ -1509,20 +1072,13 @@
               <w:rPr>
                 <w:b/>
                 <w:bCs/>
-                <w:lang w:val="es-ES"/>
               </w:rPr>
               <w:t xml:space="preserve">Link-Local</w:t>
             </w:r>
             <w:r>
-              <w:rPr>
-                <w:lang w:val="es-ES"/>
-              </w:rPr>
               <w:t xml:space="preserve"> </w:t>
             </w:r>
             <w:r>
-              <w:rPr>
-                <w:lang w:val="es-ES"/>
-              </w:rPr>
               <w:t xml:space="preserve">(LLA, FE80::/10)</w:t>
             </w:r>
           </w:p>
@@ -1537,20 +1093,13 @@
               <w:rPr>
                 <w:b/>
                 <w:bCs/>
-                <w:lang w:val="es-ES"/>
               </w:rPr>
               <w:t xml:space="preserve">Enlace local</w:t>
             </w:r>
             <w:r>
-              <w:rPr>
-                <w:lang w:val="es-ES"/>
-              </w:rPr>
               <w:t xml:space="preserve"> </w:t>
             </w:r>
             <w:r>
-              <w:rPr>
-                <w:lang w:val="es-ES"/>
-              </w:rPr>
               <w:t xml:space="preserve">(misma LAN)</w:t>
             </w:r>
           </w:p>
@@ -1564,21 +1113,14 @@
               <w:pStyle w:val="Compact"/>
             </w:pPr>
             <w:r>
-              <w:rPr>
-                <w:lang w:val="es-ES"/>
-              </w:rPr>
               <w:t xml:space="preserve">c)</w:t>
             </w:r>
             <w:r>
-              <w:rPr>
-                <w:lang w:val="es-ES"/>
-              </w:rPr>
               <w:t xml:space="preserve"> </w:t>
             </w:r>
             <w:r>
               <w:rPr>
                 <w:rStyle w:val="VerbatimChar"/>
-                <w:lang w:val="es-ES"/>
               </w:rPr>
               <w:t xml:space="preserve">FC00::1</w:t>
             </w:r>
@@ -1594,20 +1136,13 @@
               <w:rPr>
                 <w:b/>
                 <w:bCs/>
-                <w:lang w:val="es-ES"/>
               </w:rPr>
               <w:t xml:space="preserve">Unique Local</w:t>
             </w:r>
             <w:r>
-              <w:rPr>
-                <w:lang w:val="es-ES"/>
-              </w:rPr>
               <w:t xml:space="preserve"> </w:t>
             </w:r>
             <w:r>
-              <w:rPr>
-                <w:lang w:val="es-ES"/>
-              </w:rPr>
               <w:t xml:space="preserve">(ULA, FC00::/7)</w:t>
             </w:r>
           </w:p>
@@ -1622,7 +1157,6 @@
               <w:rPr>
                 <w:b/>
                 <w:bCs/>
-                <w:lang w:val="es-ES"/>
               </w:rPr>
               <w:t xml:space="preserve">Privado/organización</w:t>
             </w:r>
@@ -1637,21 +1171,14 @@
               <w:pStyle w:val="Compact"/>
             </w:pPr>
             <w:r>
-              <w:rPr>
-                <w:lang w:val="es-ES"/>
-              </w:rPr>
               <w:t xml:space="preserve">d)</w:t>
             </w:r>
             <w:r>
-              <w:rPr>
-                <w:lang w:val="es-ES"/>
-              </w:rPr>
               <w:t xml:space="preserve"> </w:t>
             </w:r>
             <w:r>
               <w:rPr>
                 <w:rStyle w:val="VerbatimChar"/>
-                <w:lang w:val="es-ES"/>
               </w:rPr>
               <w:t xml:space="preserve">::1</w:t>
             </w:r>
@@ -1667,7 +1194,6 @@
               <w:rPr>
                 <w:b/>
                 <w:bCs/>
-                <w:lang w:val="es-ES"/>
               </w:rPr>
               <w:t xml:space="preserve">Loopback</w:t>
             </w:r>
@@ -1683,20 +1209,13 @@
               <w:rPr>
                 <w:b/>
                 <w:bCs/>
-                <w:lang w:val="es-ES"/>
               </w:rPr>
               <w:t xml:space="preserve">Este nodo</w:t>
             </w:r>
             <w:r>
-              <w:rPr>
-                <w:lang w:val="es-ES"/>
-              </w:rPr>
               <w:t xml:space="preserve"> </w:t>
             </w:r>
             <w:r>
-              <w:rPr>
-                <w:lang w:val="es-ES"/>
-              </w:rPr>
               <w:t xml:space="preserve">(local)</w:t>
             </w:r>
           </w:p>
@@ -1710,21 +1229,14 @@
               <w:pStyle w:val="Compact"/>
             </w:pPr>
             <w:r>
-              <w:rPr>
-                <w:lang w:val="es-ES"/>
-              </w:rPr>
               <w:t xml:space="preserve">e)</w:t>
             </w:r>
             <w:r>
-              <w:rPr>
-                <w:lang w:val="es-ES"/>
-              </w:rPr>
               <w:t xml:space="preserve"> </w:t>
             </w:r>
             <w:r>
               <w:rPr>
                 <w:rStyle w:val="VerbatimChar"/>
-                <w:lang w:val="es-ES"/>
               </w:rPr>
               <w:t xml:space="preserve">FF02::1</w:t>
             </w:r>
@@ -1740,20 +1252,13 @@
               <w:rPr>
                 <w:b/>
                 <w:bCs/>
-                <w:lang w:val="es-ES"/>
               </w:rPr>
               <w:t xml:space="preserve">Multicast</w:t>
             </w:r>
             <w:r>
-              <w:rPr>
-                <w:lang w:val="es-ES"/>
-              </w:rPr>
               <w:t xml:space="preserve"> </w:t>
             </w:r>
             <w:r>
-              <w:rPr>
-                <w:lang w:val="es-ES"/>
-              </w:rPr>
               <w:t xml:space="preserve">(todos los nodos)</w:t>
             </w:r>
           </w:p>
@@ -1768,45 +1273,28 @@
               <w:rPr>
                 <w:b/>
                 <w:bCs/>
-                <w:lang w:val="es-ES"/>
               </w:rPr>
               <w:t xml:space="preserve">Enlace local</w:t>
             </w:r>
             <w:r>
-              <w:rPr>
-                <w:lang w:val="es-ES"/>
-              </w:rPr>
               <w:t xml:space="preserve"> </w:t>
             </w:r>
             <w:r>
-              <w:rPr>
-                <w:lang w:val="es-ES"/>
-              </w:rPr>
               <w:t xml:space="preserve">(el</w:t>
             </w:r>
             <w:r>
-              <w:rPr>
-                <w:lang w:val="es-ES"/>
-              </w:rPr>
               <w:t xml:space="preserve"> </w:t>
             </w:r>
             <w:r>
               <w:rPr>
                 <w:rStyle w:val="VerbatimChar"/>
-                <w:lang w:val="es-ES"/>
               </w:rPr>
               <w:t xml:space="preserve">02</w:t>
             </w:r>
             <w:r>
-              <w:rPr>
-                <w:lang w:val="es-ES"/>
-              </w:rPr>
               <w:t xml:space="preserve"> </w:t>
             </w:r>
             <w:r>
-              <w:rPr>
-                <w:lang w:val="es-ES"/>
-              </w:rPr>
               <w:t xml:space="preserve">en FF02)</w:t>
             </w:r>
           </w:p>
@@ -1820,21 +1308,14 @@
               <w:pStyle w:val="Compact"/>
             </w:pPr>
             <w:r>
-              <w:rPr>
-                <w:lang w:val="es-ES"/>
-              </w:rPr>
               <w:t xml:space="preserve">f)</w:t>
             </w:r>
             <w:r>
-              <w:rPr>
-                <w:lang w:val="es-ES"/>
-              </w:rPr>
               <w:t xml:space="preserve"> </w:t>
             </w:r>
             <w:r>
               <w:rPr>
                 <w:rStyle w:val="VerbatimChar"/>
-                <w:lang w:val="es-ES"/>
               </w:rPr>
               <w:t xml:space="preserve">2001:DB8:1:2:21A:2BFF:FE3C:4D5E</w:t>
             </w:r>
@@ -1850,20 +1331,13 @@
               <w:rPr>
                 <w:b/>
                 <w:bCs/>
-                <w:lang w:val="es-ES"/>
               </w:rPr>
               <w:t xml:space="preserve">Global Unicast</w:t>
             </w:r>
             <w:r>
-              <w:rPr>
-                <w:lang w:val="es-ES"/>
-              </w:rPr>
               <w:t xml:space="preserve"> </w:t>
             </w:r>
             <w:r>
-              <w:rPr>
-                <w:lang w:val="es-ES"/>
-              </w:rPr>
               <w:t xml:space="preserve">(2000::/3)</w:t>
             </w:r>
           </w:p>
@@ -1878,20 +1352,13 @@
               <w:rPr>
                 <w:b/>
                 <w:bCs/>
-                <w:lang w:val="es-ES"/>
               </w:rPr>
               <w:t xml:space="preserve">Global</w:t>
             </w:r>
             <w:r>
-              <w:rPr>
-                <w:lang w:val="es-ES"/>
-              </w:rPr>
               <w:t xml:space="preserve"> </w:t>
             </w:r>
             <w:r>
-              <w:rPr>
-                <w:lang w:val="es-ES"/>
-              </w:rPr>
               <w:t xml:space="preserve">(Internet)</w:t>
             </w:r>
           </w:p>

--- a/docx/03-direccionamiento-ip/boletin-U03-ipv6-inicial-resuelto.docx
+++ b/docx/03-direccionamiento-ip/boletin-U03-ipv6-inicial-resuelto.docx
@@ -28,23 +28,23 @@
         </w:p>
       </w:sdtContent>
     </w:sdt>
-    <w:bookmarkStart w:id="9" w:name="boletín-ud3-ipv6-inicial-resuelto"/>
+    <w:bookmarkStart w:id="9" w:name="X1559c1d215a2f46a91972f3776592d4d5bcbcb7"/>
     <w:p>
       <w:pPr>
         <w:pStyle w:val="Heading1"/>
       </w:pPr>
       <w:r>
-        <w:t xml:space="preserve">Boletín UD3 · IPv6 — Inicial (Resuelto)</w:t>
+        <w:t xml:space="preserve">Boletín de Direccionamiento IP · IPv6 — Inicial (Resuelto)</w:t>
       </w:r>
     </w:p>
     <w:bookmarkEnd w:id="9"/>
-    <w:bookmarkStart w:id="18" w:name="boletín-ud3-ipv6-inicial-resuelto-1"/>
+    <w:bookmarkStart w:id="18" w:name="X3632b80d9ee65ef9b4296de6c40526014f2c9d9"/>
     <w:p>
       <w:pPr>
         <w:pStyle w:val="Heading1"/>
       </w:pPr>
       <w:r>
-        <w:t xml:space="preserve">✅ Boletín UD3 · IPv6 — Inicial (Resuelto)</w:t>
+        <w:t xml:space="preserve">✅ Boletín de Direccionamiento IP · IPv6 — Inicial (Resuelto)</w:t>
       </w:r>
     </w:p>
     <w:p>

--- a/docx/03-direccionamiento-ip/boletin-U03-ipv6-inicial-resuelto.docx
+++ b/docx/03-direccionamiento-ip/boletin-U03-ipv6-inicial-resuelto.docx
@@ -126,7 +126,19 @@
         <w:t xml:space="preserve"> </w:t>
       </w:r>
       <w:r>
-        <w:t xml:space="preserve">(solo un ::, la secuencia de ceros más larga)</w:t>
+        <w:t xml:space="preserve">(empate: hay dos secuencias de 2 ceros, el :: se lleva la primera y la segunda queda escrita como</w:t>
+      </w:r>
+      <w:r>
+        <w:t xml:space="preserve"> </w:t>
+      </w:r>
+      <w:r>
+        <w:rPr>
+          <w:rStyle w:val="VerbatimChar"/>
+        </w:rPr>
+        <w:t xml:space="preserve">0:0</w:t>
+      </w:r>
+      <w:r>
+        <w:t xml:space="preserve">)</w:t>
       </w:r>
     </w:p>
     <w:bookmarkEnd w:id="10"/>
@@ -558,10 +570,38 @@
           <w:b/>
           <w:bCs/>
         </w:rPr>
-        <w:t xml:space="preserve">Verdadero básicamente</w:t>
-      </w:r>
-      <w:r>
-        <w:t xml:space="preserve">, pero DHCPv6 tiene dos modos (stateless y stateful) que no existen en IPv4.</w:t>
+        <w:t xml:space="preserve">Falso.</w:t>
+      </w:r>
+      <w:r>
+        <w:t xml:space="preserve"> </w:t>
+      </w:r>
+      <w:r>
+        <w:t xml:space="preserve">No es una copia del DHCP de IPv4: DHCPv6 tiene dos modos (stateless, que solo da parámetros extra como el DNS, y stateful, que da la IP), no da</w:t>
+      </w:r>
+      <w:r>
+        <w:t xml:space="preserve"> </w:t>
+      </w:r>
+      <w:r>
+        <w:t xml:space="preserve">“máscara”</w:t>
+      </w:r>
+      <w:r>
+        <w:t xml:space="preserve"> </w:t>
+      </w:r>
+      <w:r>
+        <w:t xml:space="preserve">(en IPv6 manda el prefijo /64) y el</w:t>
+      </w:r>
+      <w:r>
+        <w:t xml:space="preserve"> </w:t>
+      </w:r>
+      <w:r>
+        <w:rPr>
+          <w:b/>
+          <w:bCs/>
+        </w:rPr>
+        <w:t xml:space="preserve">default gateway no lo da DHCPv6</w:t>
+      </w:r>
+      <w:r>
+        <w:t xml:space="preserve">: lo entrega el Router Advertisement.</w:t>
       </w:r>
     </w:p>
     <w:p>
